--- a/отчет 1 нейросети.docx
+++ b/отчет 1 нейросети.docx
@@ -359,12 +359,21 @@
               </w:rPr>
               <w:t>«</w:t>
             </w:r>
+            <w:proofErr w:type="spellStart"/>
             <w:r>
               <w:rPr>
                 <w:spacing w:val="-2"/>
                 <w:sz w:val="28"/>
               </w:rPr>
-              <w:t>Нейросетевые технологии</w:t>
+              <w:t>Нейросетевые</w:t>
+            </w:r>
+            <w:proofErr w:type="spellEnd"/>
+            <w:r>
+              <w:rPr>
+                <w:spacing w:val="-2"/>
+                <w:sz w:val="28"/>
+              </w:rPr>
+              <w:t xml:space="preserve"> технологии</w:t>
             </w:r>
             <w:r>
               <w:rPr>
@@ -1635,7 +1644,23 @@
           <w:sz w:val="28"/>
           <w:szCs w:val="28"/>
         </w:rPr>
-        <w:t>Сеть Кохонена (Kohonen). Вероятностная нейронная сеть (PNN).  Сеть с прямым распрост­ра­нением сигнала и обрат­ным распространением ошибки (MLP). Осуществить кластеризацию с помощью конкурирующей сети (слой Кохонена), а затем классификацию с помощью двух трехслойных сетей: вероятностной нейронной сети (PNN) и сети с прямым распрост­ра­нением сигнала и обрат­ным распространением ошибки (MLP). Для каждого вида сети выполнить следующие этапы:</w:t>
+        <w:t>Сеть Кохонена (</w:t>
+      </w:r>
+      <w:proofErr w:type="spellStart"/>
+      <w:r>
+        <w:rPr>
+          <w:sz w:val="28"/>
+          <w:szCs w:val="28"/>
+        </w:rPr>
+        <w:t>Kohonen</w:t>
+      </w:r>
+      <w:proofErr w:type="spellEnd"/>
+      <w:r>
+        <w:rPr>
+          <w:sz w:val="28"/>
+          <w:szCs w:val="28"/>
+        </w:rPr>
+        <w:t>). Вероятностная нейронная сеть (PNN).  Сеть с прямым распрост­ра­нением сигнала и обрат­ным распространением ошибки (MLP). Осуществить кластеризацию с помощью конкурирующей сети (слой Кохонена), а затем классификацию с помощью двух трехслойных сетей: вероятностной нейронной сети (PNN) и сети с прямым распрост­ра­нением сигнала и обрат­ным распространением ошибки (MLP). Для каждого вида сети выполнить следующие этапы:</w:t>
       </w:r>
     </w:p>
     <w:p>
@@ -1753,7 +1778,39 @@
           <w:sz w:val="28"/>
           <w:szCs w:val="28"/>
         </w:rPr>
-        <w:t xml:space="preserve">     5.5 Оценить качество классификации в виде матриц ошибок (Confusion Matrix) и Classification Report</w:t>
+        <w:t xml:space="preserve">     5.5 Оценить качество классификации в виде матриц ошибок (</w:t>
+      </w:r>
+      <w:proofErr w:type="spellStart"/>
+      <w:r>
+        <w:rPr>
+          <w:sz w:val="28"/>
+          <w:szCs w:val="28"/>
+        </w:rPr>
+        <w:t>Confusion</w:t>
+      </w:r>
+      <w:proofErr w:type="spellEnd"/>
+      <w:r>
+        <w:rPr>
+          <w:sz w:val="28"/>
+          <w:szCs w:val="28"/>
+        </w:rPr>
+        <w:t xml:space="preserve"> Matrix) и </w:t>
+      </w:r>
+      <w:proofErr w:type="spellStart"/>
+      <w:r>
+        <w:rPr>
+          <w:sz w:val="28"/>
+          <w:szCs w:val="28"/>
+        </w:rPr>
+        <w:t>Classification</w:t>
+      </w:r>
+      <w:proofErr w:type="spellEnd"/>
+      <w:r>
+        <w:rPr>
+          <w:sz w:val="28"/>
+          <w:szCs w:val="28"/>
+        </w:rPr>
+        <w:t xml:space="preserve"> Report</w:t>
       </w:r>
       <w:r>
         <w:rPr>
@@ -1817,7 +1874,231 @@
           <w:sz w:val="28"/>
           <w:szCs w:val="28"/>
         </w:rPr>
-        <w:t>Для нейронной сети типа MLP требуется выполнить три реализации: а) с помощью собственного класса с методами, заимствованными из статьи How to Code a Neural Network with Backpropagation In Python (from scratch) // Machine Learning Mastery; b) средтвами ML-фреймворка TensorFlow; c) средствами ML-фреймворка PyTotch. Обучение модели MLP необходимо выполнить с применением таких методов предотвращения переобучения, как ранняя остановка (early stopping) и добавление Dropout-слоёв.</w:t>
+        <w:t xml:space="preserve">Для нейронной сети типа MLP требуется выполнить три реализации: а) с помощью собственного класса с методами, заимствованными из статьи </w:t>
+      </w:r>
+      <w:proofErr w:type="spellStart"/>
+      <w:r>
+        <w:rPr>
+          <w:sz w:val="28"/>
+          <w:szCs w:val="28"/>
+        </w:rPr>
+        <w:t>How</w:t>
+      </w:r>
+      <w:proofErr w:type="spellEnd"/>
+      <w:r>
+        <w:rPr>
+          <w:sz w:val="28"/>
+          <w:szCs w:val="28"/>
+        </w:rPr>
+        <w:t xml:space="preserve"> </w:t>
+      </w:r>
+      <w:proofErr w:type="spellStart"/>
+      <w:r>
+        <w:rPr>
+          <w:sz w:val="28"/>
+          <w:szCs w:val="28"/>
+        </w:rPr>
+        <w:t>to</w:t>
+      </w:r>
+      <w:proofErr w:type="spellEnd"/>
+      <w:r>
+        <w:rPr>
+          <w:sz w:val="28"/>
+          <w:szCs w:val="28"/>
+        </w:rPr>
+        <w:t xml:space="preserve"> Code a </w:t>
+      </w:r>
+      <w:proofErr w:type="spellStart"/>
+      <w:r>
+        <w:rPr>
+          <w:sz w:val="28"/>
+          <w:szCs w:val="28"/>
+        </w:rPr>
+        <w:t>Neural</w:t>
+      </w:r>
+      <w:proofErr w:type="spellEnd"/>
+      <w:r>
+        <w:rPr>
+          <w:sz w:val="28"/>
+          <w:szCs w:val="28"/>
+        </w:rPr>
+        <w:t xml:space="preserve"> Network </w:t>
+      </w:r>
+      <w:proofErr w:type="spellStart"/>
+      <w:r>
+        <w:rPr>
+          <w:sz w:val="28"/>
+          <w:szCs w:val="28"/>
+        </w:rPr>
+        <w:t>with</w:t>
+      </w:r>
+      <w:proofErr w:type="spellEnd"/>
+      <w:r>
+        <w:rPr>
+          <w:sz w:val="28"/>
+          <w:szCs w:val="28"/>
+        </w:rPr>
+        <w:t xml:space="preserve"> </w:t>
+      </w:r>
+      <w:proofErr w:type="spellStart"/>
+      <w:r>
+        <w:rPr>
+          <w:sz w:val="28"/>
+          <w:szCs w:val="28"/>
+        </w:rPr>
+        <w:t>Backpropagation</w:t>
+      </w:r>
+      <w:proofErr w:type="spellEnd"/>
+      <w:r>
+        <w:rPr>
+          <w:sz w:val="28"/>
+          <w:szCs w:val="28"/>
+        </w:rPr>
+        <w:t xml:space="preserve"> In Python (</w:t>
+      </w:r>
+      <w:proofErr w:type="spellStart"/>
+      <w:r>
+        <w:rPr>
+          <w:sz w:val="28"/>
+          <w:szCs w:val="28"/>
+        </w:rPr>
+        <w:t>from</w:t>
+      </w:r>
+      <w:proofErr w:type="spellEnd"/>
+      <w:r>
+        <w:rPr>
+          <w:sz w:val="28"/>
+          <w:szCs w:val="28"/>
+        </w:rPr>
+        <w:t xml:space="preserve"> </w:t>
+      </w:r>
+      <w:proofErr w:type="spellStart"/>
+      <w:r>
+        <w:rPr>
+          <w:sz w:val="28"/>
+          <w:szCs w:val="28"/>
+        </w:rPr>
+        <w:t>scratch</w:t>
+      </w:r>
+      <w:proofErr w:type="spellEnd"/>
+      <w:r>
+        <w:rPr>
+          <w:sz w:val="28"/>
+          <w:szCs w:val="28"/>
+        </w:rPr>
+        <w:t xml:space="preserve">) // Machine Learning </w:t>
+      </w:r>
+      <w:proofErr w:type="spellStart"/>
+      <w:r>
+        <w:rPr>
+          <w:sz w:val="28"/>
+          <w:szCs w:val="28"/>
+        </w:rPr>
+        <w:t>Mastery</w:t>
+      </w:r>
+      <w:proofErr w:type="spellEnd"/>
+      <w:r>
+        <w:rPr>
+          <w:sz w:val="28"/>
+          <w:szCs w:val="28"/>
+        </w:rPr>
+        <w:t xml:space="preserve">; b) </w:t>
+      </w:r>
+      <w:proofErr w:type="spellStart"/>
+      <w:r>
+        <w:rPr>
+          <w:sz w:val="28"/>
+          <w:szCs w:val="28"/>
+        </w:rPr>
+        <w:t>средтвами</w:t>
+      </w:r>
+      <w:proofErr w:type="spellEnd"/>
+      <w:r>
+        <w:rPr>
+          <w:sz w:val="28"/>
+          <w:szCs w:val="28"/>
+        </w:rPr>
+        <w:t xml:space="preserve"> ML-фреймворка </w:t>
+      </w:r>
+      <w:proofErr w:type="spellStart"/>
+      <w:r>
+        <w:rPr>
+          <w:sz w:val="28"/>
+          <w:szCs w:val="28"/>
+        </w:rPr>
+        <w:t>TensorFlow</w:t>
+      </w:r>
+      <w:proofErr w:type="spellEnd"/>
+      <w:r>
+        <w:rPr>
+          <w:sz w:val="28"/>
+          <w:szCs w:val="28"/>
+        </w:rPr>
+        <w:t xml:space="preserve">; c) средствами ML-фреймворка </w:t>
+      </w:r>
+      <w:proofErr w:type="spellStart"/>
+      <w:r>
+        <w:rPr>
+          <w:sz w:val="28"/>
+          <w:szCs w:val="28"/>
+        </w:rPr>
+        <w:t>PyTotch</w:t>
+      </w:r>
+      <w:proofErr w:type="spellEnd"/>
+      <w:r>
+        <w:rPr>
+          <w:sz w:val="28"/>
+          <w:szCs w:val="28"/>
+        </w:rPr>
+        <w:t>. Обучение модели MLP необходимо выполнить с применением таких методов предотвращения переобучения, как ранняя остановка (</w:t>
+      </w:r>
+      <w:proofErr w:type="spellStart"/>
+      <w:r>
+        <w:rPr>
+          <w:sz w:val="28"/>
+          <w:szCs w:val="28"/>
+        </w:rPr>
+        <w:t>early</w:t>
+      </w:r>
+      <w:proofErr w:type="spellEnd"/>
+      <w:r>
+        <w:rPr>
+          <w:sz w:val="28"/>
+          <w:szCs w:val="28"/>
+        </w:rPr>
+        <w:t xml:space="preserve"> </w:t>
+      </w:r>
+      <w:proofErr w:type="spellStart"/>
+      <w:r>
+        <w:rPr>
+          <w:sz w:val="28"/>
+          <w:szCs w:val="28"/>
+        </w:rPr>
+        <w:t>stopping</w:t>
+      </w:r>
+      <w:proofErr w:type="spellEnd"/>
+      <w:r>
+        <w:rPr>
+          <w:sz w:val="28"/>
+          <w:szCs w:val="28"/>
+        </w:rPr>
+        <w:t xml:space="preserve">) и добавление </w:t>
+      </w:r>
+      <w:proofErr w:type="spellStart"/>
+      <w:r>
+        <w:rPr>
+          <w:sz w:val="28"/>
+          <w:szCs w:val="28"/>
+        </w:rPr>
+        <w:t>Dropout</w:t>
+      </w:r>
+      <w:proofErr w:type="spellEnd"/>
+      <w:r>
+        <w:rPr>
+          <w:sz w:val="28"/>
+          <w:szCs w:val="28"/>
+        </w:rPr>
+        <w:t>-слоёв.</w:t>
       </w:r>
     </w:p>
     <w:p>
@@ -1858,7 +2139,23 @@
           <w:sz w:val="28"/>
           <w:szCs w:val="28"/>
         </w:rPr>
-        <w:t>Для начала работы создадим данные, удовлетворяющие варианту задания, а именно: с помощью равномерного распределения сгенерируем набор данных с 3 признаками и 4 классами. Каждый класс содержит около 300 объектов, поэтому общее количество строк в датасете составляет 1200.</w:t>
+        <w:t xml:space="preserve">Для начала работы создадим данные, удовлетворяющие варианту задания, а именно: с помощью равномерного распределения сгенерируем набор данных с 3 признаками и 4 классами. Каждый класс содержит около 300 объектов, поэтому общее количество строк в </w:t>
+      </w:r>
+      <w:proofErr w:type="spellStart"/>
+      <w:r>
+        <w:rPr>
+          <w:sz w:val="28"/>
+          <w:szCs w:val="28"/>
+        </w:rPr>
+        <w:t>датасете</w:t>
+      </w:r>
+      <w:proofErr w:type="spellEnd"/>
+      <w:r>
+        <w:rPr>
+          <w:sz w:val="28"/>
+          <w:szCs w:val="28"/>
+        </w:rPr>
+        <w:t xml:space="preserve"> составляет 1200.</w:t>
       </w:r>
     </w:p>
     <w:p>
@@ -2459,6 +2756,7 @@
         </w:rPr>
         <w:t xml:space="preserve">Для предварительной проверки возможности разделения данных применим алгоритм </w:t>
       </w:r>
+      <w:proofErr w:type="spellStart"/>
       <w:r>
         <w:rPr>
           <w:sz w:val="28"/>
@@ -2467,6 +2765,7 @@
         </w:rPr>
         <w:t>KMeans</w:t>
       </w:r>
+      <w:proofErr w:type="spellEnd"/>
       <w:r>
         <w:rPr>
           <w:sz w:val="28"/>
@@ -2549,6 +2848,7 @@
         </w:rPr>
         <w:t xml:space="preserve">Рисунок 6 – </w:t>
       </w:r>
+      <w:proofErr w:type="spellStart"/>
       <w:r>
         <w:rPr>
           <w:sz w:val="28"/>
@@ -2557,6 +2857,7 @@
         </w:rPr>
         <w:t>kMeans</w:t>
       </w:r>
+      <w:proofErr w:type="spellEnd"/>
     </w:p>
     <w:p>
       <w:pPr>
@@ -2655,6 +2956,7 @@
         </w:rPr>
         <w:t xml:space="preserve">Рисунок 7 – </w:t>
       </w:r>
+      <w:proofErr w:type="spellStart"/>
       <w:r>
         <w:rPr>
           <w:sz w:val="28"/>
@@ -2663,6 +2965,7 @@
         </w:rPr>
         <w:t>kMeans</w:t>
       </w:r>
+      <w:proofErr w:type="spellEnd"/>
       <w:r>
         <w:rPr>
           <w:sz w:val="28"/>
@@ -3648,7 +3951,23 @@
           <w:sz w:val="28"/>
           <w:szCs w:val="28"/>
         </w:rPr>
-        <w:t>Для количественной оценки результата построим матрицу ошибок и Classification Report для обучающей и тестовой выборок. Полученные результаты показывают, что сеть Кохонена в текущей конфигурации корректно выделяет два из четырех классов, однако классы 0 и 3 отображаются одним и тем же нейроном. Для обучающей выборки точность составляет 0,50, а для тестовой – 0,51.</w:t>
+        <w:t xml:space="preserve">Для количественной оценки результата построим матрицу ошибок и </w:t>
+      </w:r>
+      <w:proofErr w:type="spellStart"/>
+      <w:r>
+        <w:rPr>
+          <w:sz w:val="28"/>
+          <w:szCs w:val="28"/>
+        </w:rPr>
+        <w:t>Classification</w:t>
+      </w:r>
+      <w:proofErr w:type="spellEnd"/>
+      <w:r>
+        <w:rPr>
+          <w:sz w:val="28"/>
+          <w:szCs w:val="28"/>
+        </w:rPr>
+        <w:t xml:space="preserve"> Report для обучающей и тестовой выборок. Полученные результаты показывают, что сеть Кохонена в текущей конфигурации корректно выделяет два из четырех классов, однако классы 0 и 3 отображаются одним и тем же нейроном. Для обучающей выборки точность составляет 0,50, а для тестовой – 0,51.</w:t>
       </w:r>
     </w:p>
     <w:p>
@@ -3740,7 +4059,23 @@
           <w:sz w:val="28"/>
           <w:szCs w:val="28"/>
         </w:rPr>
-        <w:t xml:space="preserve"> – Матрица ошибок и Classification Report сети Кохонена</w:t>
+        <w:t xml:space="preserve"> – Матрица ошибок и </w:t>
+      </w:r>
+      <w:proofErr w:type="spellStart"/>
+      <w:r>
+        <w:rPr>
+          <w:sz w:val="28"/>
+          <w:szCs w:val="28"/>
+        </w:rPr>
+        <w:t>Classification</w:t>
+      </w:r>
+      <w:proofErr w:type="spellEnd"/>
+      <w:r>
+        <w:rPr>
+          <w:sz w:val="28"/>
+          <w:szCs w:val="28"/>
+        </w:rPr>
+        <w:t xml:space="preserve"> Report сети Кохонена</w:t>
       </w:r>
     </w:p>
     <w:p>
@@ -3906,7 +4241,39 @@
           <w:sz w:val="28"/>
           <w:szCs w:val="28"/>
         </w:rPr>
-        <w:t>Для расчета активации используется функция, зависящая от евклидова расстояния между входным объектом и обучающим образцом. Параметр сглаживания sigma определяет степень влияния расстояния на полученное значение. В работе используется значение sigma = 0,5.</w:t>
+        <w:t xml:space="preserve">Для расчета активации используется функция, зависящая от евклидова расстояния между входным объектом и обучающим образцом. Параметр сглаживания </w:t>
+      </w:r>
+      <w:proofErr w:type="spellStart"/>
+      <w:r>
+        <w:rPr>
+          <w:sz w:val="28"/>
+          <w:szCs w:val="28"/>
+        </w:rPr>
+        <w:t>sigma</w:t>
+      </w:r>
+      <w:proofErr w:type="spellEnd"/>
+      <w:r>
+        <w:rPr>
+          <w:sz w:val="28"/>
+          <w:szCs w:val="28"/>
+        </w:rPr>
+        <w:t xml:space="preserve"> определяет степень влияния расстояния на полученное значение. В работе используется значение </w:t>
+      </w:r>
+      <w:proofErr w:type="spellStart"/>
+      <w:r>
+        <w:rPr>
+          <w:sz w:val="28"/>
+          <w:szCs w:val="28"/>
+        </w:rPr>
+        <w:t>sigma</w:t>
+      </w:r>
+      <w:proofErr w:type="spellEnd"/>
+      <w:r>
+        <w:rPr>
+          <w:sz w:val="28"/>
+          <w:szCs w:val="28"/>
+        </w:rPr>
+        <w:t xml:space="preserve"> = 0,5.</w:t>
       </w:r>
     </w:p>
     <w:p>
@@ -3924,7 +4291,23 @@
           <w:sz w:val="28"/>
           <w:szCs w:val="28"/>
         </w:rPr>
-        <w:t>После обучения PNN выполним классификацию тестовой выборки. Полученные результаты сравним с исходными классами с помощью матрицы ошибок и Classification Report. По результатам проверки все объекты тестовой выборки были отнесены к соответствующим классам. Точность классификации составила 1,00, то есть 100 %.</w:t>
+        <w:t xml:space="preserve">После обучения PNN выполним классификацию тестовой выборки. Полученные результаты сравним с исходными классами с помощью матрицы ошибок и </w:t>
+      </w:r>
+      <w:proofErr w:type="spellStart"/>
+      <w:r>
+        <w:rPr>
+          <w:sz w:val="28"/>
+          <w:szCs w:val="28"/>
+        </w:rPr>
+        <w:t>Classification</w:t>
+      </w:r>
+      <w:proofErr w:type="spellEnd"/>
+      <w:r>
+        <w:rPr>
+          <w:sz w:val="28"/>
+          <w:szCs w:val="28"/>
+        </w:rPr>
+        <w:t xml:space="preserve"> Report. По результатам проверки все объекты тестовой выборки были отнесены к соответствующим классам. Точность классификации составила 1,00, то есть 100 %.</w:t>
       </w:r>
     </w:p>
     <w:p>
@@ -4179,7 +4562,55 @@
           <w:sz w:val="28"/>
           <w:szCs w:val="28"/>
         </w:rPr>
-        <w:t>Таким образом, PNN показала полное совпадение полученной классификации с исходной разметкой тестовой выборки. Для всех четырех классов значения precision, recall и f1-score составили 1,00, а общая accuracy – 1,00.</w:t>
+        <w:t xml:space="preserve">Таким образом, PNN показала полное совпадение полученной классификации с исходной разметкой тестовой выборки. Для всех четырех классов значения </w:t>
+      </w:r>
+      <w:proofErr w:type="spellStart"/>
+      <w:r>
+        <w:rPr>
+          <w:sz w:val="28"/>
+          <w:szCs w:val="28"/>
+        </w:rPr>
+        <w:t>precision</w:t>
+      </w:r>
+      <w:proofErr w:type="spellEnd"/>
+      <w:r>
+        <w:rPr>
+          <w:sz w:val="28"/>
+          <w:szCs w:val="28"/>
+        </w:rPr>
+        <w:t xml:space="preserve">, </w:t>
+      </w:r>
+      <w:proofErr w:type="spellStart"/>
+      <w:r>
+        <w:rPr>
+          <w:sz w:val="28"/>
+          <w:szCs w:val="28"/>
+        </w:rPr>
+        <w:t>recall</w:t>
+      </w:r>
+      <w:proofErr w:type="spellEnd"/>
+      <w:r>
+        <w:rPr>
+          <w:sz w:val="28"/>
+          <w:szCs w:val="28"/>
+        </w:rPr>
+        <w:t xml:space="preserve"> и f1-score составили 1,00, а общая </w:t>
+      </w:r>
+      <w:proofErr w:type="spellStart"/>
+      <w:r>
+        <w:rPr>
+          <w:sz w:val="28"/>
+          <w:szCs w:val="28"/>
+        </w:rPr>
+        <w:t>accuracy</w:t>
+      </w:r>
+      <w:proofErr w:type="spellEnd"/>
+      <w:r>
+        <w:rPr>
+          <w:sz w:val="28"/>
+          <w:szCs w:val="28"/>
+        </w:rPr>
+        <w:t xml:space="preserve"> – 1,00.</w:t>
       </w:r>
     </w:p>
     <w:p>
@@ -4218,6 +4649,7 @@
       </w:pPr>
       <w:r>
         <w:rPr>
+          <w:noProof/>
           <w:sz w:val="28"/>
           <w:szCs w:val="28"/>
         </w:rPr>
@@ -4305,6 +4737,7 @@
       </w:pPr>
       <w:r>
         <w:rPr>
+          <w:noProof/>
           <w:sz w:val="28"/>
           <w:szCs w:val="28"/>
         </w:rPr>
@@ -4387,14 +4820,7 @@
           <w:sz w:val="28"/>
           <w:szCs w:val="28"/>
         </w:rPr>
-        <w:t xml:space="preserve">Результат </w:t>
-      </w:r>
-      <w:r>
-        <w:rPr>
-          <w:sz w:val="28"/>
-          <w:szCs w:val="28"/>
-        </w:rPr>
-        <w:t>матрицы ошибок</w:t>
+        <w:t>Результат матрицы ошибок</w:t>
       </w:r>
     </w:p>
     <w:p>
@@ -4419,7 +4845,55 @@
           <w:sz w:val="28"/>
           <w:szCs w:val="28"/>
         </w:rPr>
-        <w:t xml:space="preserve">По результатам обучения на тренировочной выборке матрица ошибок имеет только одно ошибочное отнесение объекта класса 3 к классу 2. Таким образом, правильно классифицировано 803 из 804 объектов, что соответствует точности около 99,88 %. Значения precision, recall и f1-score в Classification Report округляются до 1,00 для всех четырех классов. На тестовой выборке также получена одна ошибка: один объект класса 3 был отнесен к классу 2. Из 396 </w:t>
+        <w:t xml:space="preserve">По результатам обучения на тренировочной выборке матрица ошибок имеет только одно ошибочное отнесение объекта класса 3 к классу 2. Таким образом, правильно классифицировано 803 из 804 объектов, что соответствует точности около 99,88 %. Значения </w:t>
+      </w:r>
+      <w:proofErr w:type="spellStart"/>
+      <w:r>
+        <w:rPr>
+          <w:sz w:val="28"/>
+          <w:szCs w:val="28"/>
+        </w:rPr>
+        <w:t>precision</w:t>
+      </w:r>
+      <w:proofErr w:type="spellEnd"/>
+      <w:r>
+        <w:rPr>
+          <w:sz w:val="28"/>
+          <w:szCs w:val="28"/>
+        </w:rPr>
+        <w:t xml:space="preserve">, </w:t>
+      </w:r>
+      <w:proofErr w:type="spellStart"/>
+      <w:r>
+        <w:rPr>
+          <w:sz w:val="28"/>
+          <w:szCs w:val="28"/>
+        </w:rPr>
+        <w:t>recall</w:t>
+      </w:r>
+      <w:proofErr w:type="spellEnd"/>
+      <w:r>
+        <w:rPr>
+          <w:sz w:val="28"/>
+          <w:szCs w:val="28"/>
+        </w:rPr>
+        <w:t xml:space="preserve"> и f1-score в </w:t>
+      </w:r>
+      <w:proofErr w:type="spellStart"/>
+      <w:r>
+        <w:rPr>
+          <w:sz w:val="28"/>
+          <w:szCs w:val="28"/>
+        </w:rPr>
+        <w:t>Classification</w:t>
+      </w:r>
+      <w:proofErr w:type="spellEnd"/>
+      <w:r>
+        <w:rPr>
+          <w:sz w:val="28"/>
+          <w:szCs w:val="28"/>
+        </w:rPr>
+        <w:t xml:space="preserve"> Report округляются до 1,00 для всех четырех классов. На тестовой выборке также получена одна ошибка: один объект класса 3 был отнесен к классу 2. Из 396 </w:t>
       </w:r>
       <w:r>
         <w:rPr>
@@ -4427,7 +4901,55 @@
           <w:szCs w:val="28"/>
         </w:rPr>
         <w:lastRenderedPageBreak/>
-        <w:t xml:space="preserve">тестовых объектов правильно классифицировано 395, что соответствует accuracy около 99,75 %. Для класса 2 значение precision составило 0,99, а для класса 3 recall и f1-score </w:t>
+        <w:t xml:space="preserve">тестовых объектов правильно классифицировано 395, что соответствует </w:t>
+      </w:r>
+      <w:proofErr w:type="spellStart"/>
+      <w:r>
+        <w:rPr>
+          <w:sz w:val="28"/>
+          <w:szCs w:val="28"/>
+        </w:rPr>
+        <w:t>accuracy</w:t>
+      </w:r>
+      <w:proofErr w:type="spellEnd"/>
+      <w:r>
+        <w:rPr>
+          <w:sz w:val="28"/>
+          <w:szCs w:val="28"/>
+        </w:rPr>
+        <w:t xml:space="preserve"> около 99,75 %. Для класса 2 значение </w:t>
+      </w:r>
+      <w:proofErr w:type="spellStart"/>
+      <w:r>
+        <w:rPr>
+          <w:sz w:val="28"/>
+          <w:szCs w:val="28"/>
+        </w:rPr>
+        <w:t>precision</w:t>
+      </w:r>
+      <w:proofErr w:type="spellEnd"/>
+      <w:r>
+        <w:rPr>
+          <w:sz w:val="28"/>
+          <w:szCs w:val="28"/>
+        </w:rPr>
+        <w:t xml:space="preserve"> составило 0,99, а для класса 3 </w:t>
+      </w:r>
+      <w:proofErr w:type="spellStart"/>
+      <w:r>
+        <w:rPr>
+          <w:sz w:val="28"/>
+          <w:szCs w:val="28"/>
+        </w:rPr>
+        <w:t>recall</w:t>
+      </w:r>
+      <w:proofErr w:type="spellEnd"/>
+      <w:r>
+        <w:rPr>
+          <w:sz w:val="28"/>
+          <w:szCs w:val="28"/>
+        </w:rPr>
+        <w:t xml:space="preserve"> и f1-score </w:t>
       </w:r>
       <w:r>
         <w:rPr>
@@ -4458,7 +4980,103 @@
           <w:sz w:val="28"/>
           <w:szCs w:val="28"/>
         </w:rPr>
-        <w:t>Для сравнения была реализована MLP средствами TensorFlow. Архитектура сети включает входной слой для трех признаков, два полносвязных скрытых слоя на 16 и 8 нейронов с функцией активации, Dropout-слои и выходной слой из четырех нейронов с функцией Softmax. Общее количество обучаемых параметров составило 236. Для предотвращения переобучения использовались Dropout с коэффициентом 0,3 и механизм ранней остановки с контролем значения функции ошибки на валидационной выборке. Максимальное количество эпох было установлено равным 600, однако обучение завершилось после 333 эпох, что свидетельствует о срабатывании условия ранней остановки.</w:t>
+        <w:t xml:space="preserve">Для сравнения была реализована MLP средствами </w:t>
+      </w:r>
+      <w:proofErr w:type="spellStart"/>
+      <w:r>
+        <w:rPr>
+          <w:sz w:val="28"/>
+          <w:szCs w:val="28"/>
+        </w:rPr>
+        <w:t>TensorFlow</w:t>
+      </w:r>
+      <w:proofErr w:type="spellEnd"/>
+      <w:r>
+        <w:rPr>
+          <w:sz w:val="28"/>
+          <w:szCs w:val="28"/>
+        </w:rPr>
+        <w:t xml:space="preserve">. Архитектура сети включает входной слой для трех признаков, два </w:t>
+      </w:r>
+      <w:proofErr w:type="spellStart"/>
+      <w:r>
+        <w:rPr>
+          <w:sz w:val="28"/>
+          <w:szCs w:val="28"/>
+        </w:rPr>
+        <w:t>полносвязных</w:t>
+      </w:r>
+      <w:proofErr w:type="spellEnd"/>
+      <w:r>
+        <w:rPr>
+          <w:sz w:val="28"/>
+          <w:szCs w:val="28"/>
+        </w:rPr>
+        <w:t xml:space="preserve"> скрытых слоя на 16 и 8 нейронов с функцией активации, </w:t>
+      </w:r>
+      <w:proofErr w:type="spellStart"/>
+      <w:r>
+        <w:rPr>
+          <w:sz w:val="28"/>
+          <w:szCs w:val="28"/>
+        </w:rPr>
+        <w:t>Dropout</w:t>
+      </w:r>
+      <w:proofErr w:type="spellEnd"/>
+      <w:r>
+        <w:rPr>
+          <w:sz w:val="28"/>
+          <w:szCs w:val="28"/>
+        </w:rPr>
+        <w:t xml:space="preserve">-слои и выходной слой из четырех нейронов с функцией </w:t>
+      </w:r>
+      <w:proofErr w:type="spellStart"/>
+      <w:r>
+        <w:rPr>
+          <w:sz w:val="28"/>
+          <w:szCs w:val="28"/>
+        </w:rPr>
+        <w:t>Softmax</w:t>
+      </w:r>
+      <w:proofErr w:type="spellEnd"/>
+      <w:r>
+        <w:rPr>
+          <w:sz w:val="28"/>
+          <w:szCs w:val="28"/>
+        </w:rPr>
+        <w:t xml:space="preserve">. Общее количество обучаемых параметров составило 236. Для предотвращения переобучения использовались </w:t>
+      </w:r>
+      <w:proofErr w:type="spellStart"/>
+      <w:r>
+        <w:rPr>
+          <w:sz w:val="28"/>
+          <w:szCs w:val="28"/>
+        </w:rPr>
+        <w:t>Dropout</w:t>
+      </w:r>
+      <w:proofErr w:type="spellEnd"/>
+      <w:r>
+        <w:rPr>
+          <w:sz w:val="28"/>
+          <w:szCs w:val="28"/>
+        </w:rPr>
+        <w:t xml:space="preserve"> с коэффициентом 0,3 и механизм ранней остановки с контролем значения функции ошибки на </w:t>
+      </w:r>
+      <w:proofErr w:type="spellStart"/>
+      <w:r>
+        <w:rPr>
+          <w:sz w:val="28"/>
+          <w:szCs w:val="28"/>
+        </w:rPr>
+        <w:t>валидационной</w:t>
+      </w:r>
+      <w:proofErr w:type="spellEnd"/>
+      <w:r>
+        <w:rPr>
+          <w:sz w:val="28"/>
+          <w:szCs w:val="28"/>
+        </w:rPr>
+        <w:t xml:space="preserve"> выборке. Максимальное количество эпох было установлено равным 600, однако обучение завершилось после 333 эпох, что свидетельствует о срабатывании условия ранней остановки.</w:t>
       </w:r>
     </w:p>
     <w:p>
@@ -4482,6 +5100,7 @@
       </w:pPr>
       <w:r>
         <w:rPr>
+          <w:noProof/>
           <w:sz w:val="28"/>
           <w:szCs w:val="28"/>
         </w:rPr>
@@ -4578,14 +5197,7 @@
           <w:sz w:val="28"/>
           <w:szCs w:val="28"/>
         </w:rPr>
-        <w:t xml:space="preserve"> </w:t>
-      </w:r>
-      <w:r>
-        <w:rPr>
-          <w:sz w:val="28"/>
-          <w:szCs w:val="28"/>
-        </w:rPr>
-        <w:t>MLP</w:t>
+        <w:t xml:space="preserve"> MLP</w:t>
       </w:r>
     </w:p>
     <w:p>
@@ -4602,7 +5214,119 @@
           <w:sz w:val="28"/>
           <w:szCs w:val="28"/>
         </w:rPr>
-        <w:t>На обучающей выборке TensorFlow MLP правильно классифицировала все 804 объекта. Матрица ошибок не содержит элементов вне главной диагонали, а значения precision, recall и f1-score для всех четырех классов составили 1,00. Аналогичный результат получен на тестовой выборке: все 396 объектов были классифицированы в соответствии с исходной разметкой. Accuracy, precision, recall и f1-score составили 1,00 для всех классов. Таким образом, на данной сгенерированной выборке ошибки классификации TensorFlow MLP не наблюдались ни на обучающей, ни на тестовой выборке.</w:t>
+        <w:t xml:space="preserve">На обучающей выборке </w:t>
+      </w:r>
+      <w:proofErr w:type="spellStart"/>
+      <w:r>
+        <w:rPr>
+          <w:sz w:val="28"/>
+          <w:szCs w:val="28"/>
+        </w:rPr>
+        <w:t>TensorFlow</w:t>
+      </w:r>
+      <w:proofErr w:type="spellEnd"/>
+      <w:r>
+        <w:rPr>
+          <w:sz w:val="28"/>
+          <w:szCs w:val="28"/>
+        </w:rPr>
+        <w:t xml:space="preserve"> MLP правильно классифицировала все 804 объекта. Матрица ошибок не содержит элементов вне главной диагонали, а значения </w:t>
+      </w:r>
+      <w:proofErr w:type="spellStart"/>
+      <w:r>
+        <w:rPr>
+          <w:sz w:val="28"/>
+          <w:szCs w:val="28"/>
+        </w:rPr>
+        <w:t>precision</w:t>
+      </w:r>
+      <w:proofErr w:type="spellEnd"/>
+      <w:r>
+        <w:rPr>
+          <w:sz w:val="28"/>
+          <w:szCs w:val="28"/>
+        </w:rPr>
+        <w:t xml:space="preserve">, </w:t>
+      </w:r>
+      <w:proofErr w:type="spellStart"/>
+      <w:r>
+        <w:rPr>
+          <w:sz w:val="28"/>
+          <w:szCs w:val="28"/>
+        </w:rPr>
+        <w:t>recall</w:t>
+      </w:r>
+      <w:proofErr w:type="spellEnd"/>
+      <w:r>
+        <w:rPr>
+          <w:sz w:val="28"/>
+          <w:szCs w:val="28"/>
+        </w:rPr>
+        <w:t xml:space="preserve"> и f1-score для всех четырех классов составили 1,00. Аналогичный результат получен на тестовой выборке: все 396 объектов были классифицированы в соответствии с исходной разметкой. </w:t>
+      </w:r>
+      <w:proofErr w:type="spellStart"/>
+      <w:r>
+        <w:rPr>
+          <w:sz w:val="28"/>
+          <w:szCs w:val="28"/>
+        </w:rPr>
+        <w:t>Accuracy</w:t>
+      </w:r>
+      <w:proofErr w:type="spellEnd"/>
+      <w:r>
+        <w:rPr>
+          <w:sz w:val="28"/>
+          <w:szCs w:val="28"/>
+        </w:rPr>
+        <w:t xml:space="preserve">, </w:t>
+      </w:r>
+      <w:proofErr w:type="spellStart"/>
+      <w:r>
+        <w:rPr>
+          <w:sz w:val="28"/>
+          <w:szCs w:val="28"/>
+        </w:rPr>
+        <w:t>precision</w:t>
+      </w:r>
+      <w:proofErr w:type="spellEnd"/>
+      <w:r>
+        <w:rPr>
+          <w:sz w:val="28"/>
+          <w:szCs w:val="28"/>
+        </w:rPr>
+        <w:t xml:space="preserve">, </w:t>
+      </w:r>
+      <w:proofErr w:type="spellStart"/>
+      <w:r>
+        <w:rPr>
+          <w:sz w:val="28"/>
+          <w:szCs w:val="28"/>
+        </w:rPr>
+        <w:t>recall</w:t>
+      </w:r>
+      <w:proofErr w:type="spellEnd"/>
+      <w:r>
+        <w:rPr>
+          <w:sz w:val="28"/>
+          <w:szCs w:val="28"/>
+        </w:rPr>
+        <w:t xml:space="preserve"> и f1-score составили 1,00 для всех классов. Таким образом, на данной сгенерированной выборке ошибки классификации </w:t>
+      </w:r>
+      <w:proofErr w:type="spellStart"/>
+      <w:r>
+        <w:rPr>
+          <w:sz w:val="28"/>
+          <w:szCs w:val="28"/>
+        </w:rPr>
+        <w:t>TensorFlow</w:t>
+      </w:r>
+      <w:proofErr w:type="spellEnd"/>
+      <w:r>
+        <w:rPr>
+          <w:sz w:val="28"/>
+          <w:szCs w:val="28"/>
+        </w:rPr>
+        <w:t xml:space="preserve"> MLP не наблюдались ни на обучающей, ни на тестовой выборке.</w:t>
       </w:r>
     </w:p>
     <w:p>
@@ -4625,6 +5349,7 @@
       </w:pPr>
       <w:r>
         <w:rPr>
+          <w:noProof/>
           <w:sz w:val="28"/>
           <w:szCs w:val="28"/>
         </w:rPr>
@@ -4727,6 +5452,7 @@
       </w:pPr>
       <w:r>
         <w:rPr>
+          <w:noProof/>
           <w:sz w:val="28"/>
           <w:szCs w:val="28"/>
         </w:rPr>
@@ -4816,8 +5542,17 @@
           <w:sz w:val="28"/>
           <w:szCs w:val="28"/>
         </w:rPr>
-        <w:t>Результат классификации тестовой выборки сетью MLP TensorFlow</w:t>
-      </w:r>
+        <w:t xml:space="preserve">Результат классификации тестовой выборки сетью MLP </w:t>
+      </w:r>
+      <w:proofErr w:type="spellStart"/>
+      <w:r>
+        <w:rPr>
+          <w:sz w:val="28"/>
+          <w:szCs w:val="28"/>
+        </w:rPr>
+        <w:t>TensorFlow</w:t>
+      </w:r>
+      <w:proofErr w:type="spellEnd"/>
     </w:p>
     <w:p>
       <w:pPr>
@@ -4838,6 +5573,7 @@
       </w:pPr>
       <w:r>
         <w:rPr>
+          <w:noProof/>
           <w:sz w:val="28"/>
           <w:szCs w:val="28"/>
         </w:rPr>
@@ -4917,8 +5653,17 @@
           <w:sz w:val="28"/>
           <w:szCs w:val="28"/>
         </w:rPr>
-        <w:t>Изменение функции ошибки при обучении MLP TensorFlow</w:t>
-      </w:r>
+        <w:t xml:space="preserve">Изменение функции ошибки при обучении MLP </w:t>
+      </w:r>
+      <w:proofErr w:type="spellStart"/>
+      <w:r>
+        <w:rPr>
+          <w:sz w:val="28"/>
+          <w:szCs w:val="28"/>
+        </w:rPr>
+        <w:t>TensorFlow</w:t>
+      </w:r>
+      <w:proofErr w:type="spellEnd"/>
     </w:p>
     <w:p>
       <w:pPr>
@@ -4943,7 +5688,103 @@
           <w:sz w:val="28"/>
           <w:szCs w:val="28"/>
         </w:rPr>
-        <w:t>На следующем этапе выполнена реализация MLP средствами PyTorch. Архитектура сети аналогична рассмотренной реализации: входной слой для трех признаков, два скрытых слоя размерностью 16 и 8 нейронов с функцией активации, Dropout с коэффициентом 0,2 и выходной слой из четырех нейронов. Для обучения использовался оптимизатор Adam с коэффициентом обучения 0,001 и функция потерь CrossEntropyLoss. Для предотвращения переобучения применялся Early Stopping с контролем ошибки на выделенной валидационной части обучающей выборки.</w:t>
+        <w:t xml:space="preserve">На следующем этапе выполнена реализация MLP средствами </w:t>
+      </w:r>
+      <w:proofErr w:type="spellStart"/>
+      <w:r>
+        <w:rPr>
+          <w:sz w:val="28"/>
+          <w:szCs w:val="28"/>
+        </w:rPr>
+        <w:t>PyTorch</w:t>
+      </w:r>
+      <w:proofErr w:type="spellEnd"/>
+      <w:r>
+        <w:rPr>
+          <w:sz w:val="28"/>
+          <w:szCs w:val="28"/>
+        </w:rPr>
+        <w:t xml:space="preserve">. Архитектура сети аналогична рассмотренной реализации: входной слой для трех признаков, два скрытых слоя размерностью 16 и 8 нейронов с функцией активации, </w:t>
+      </w:r>
+      <w:proofErr w:type="spellStart"/>
+      <w:r>
+        <w:rPr>
+          <w:sz w:val="28"/>
+          <w:szCs w:val="28"/>
+        </w:rPr>
+        <w:t>Dropout</w:t>
+      </w:r>
+      <w:proofErr w:type="spellEnd"/>
+      <w:r>
+        <w:rPr>
+          <w:sz w:val="28"/>
+          <w:szCs w:val="28"/>
+        </w:rPr>
+        <w:t xml:space="preserve"> с коэффициентом 0,2 и выходной слой из четырех нейронов. Для обучения использовался оптимизатор Adam с коэффициентом обучения 0,001 и функция потерь </w:t>
+      </w:r>
+      <w:proofErr w:type="spellStart"/>
+      <w:r>
+        <w:rPr>
+          <w:sz w:val="28"/>
+          <w:szCs w:val="28"/>
+        </w:rPr>
+        <w:t>CrossEntropyLoss</w:t>
+      </w:r>
+      <w:proofErr w:type="spellEnd"/>
+      <w:r>
+        <w:rPr>
+          <w:sz w:val="28"/>
+          <w:szCs w:val="28"/>
+        </w:rPr>
+        <w:t xml:space="preserve">. Для предотвращения переобучения применялся </w:t>
+      </w:r>
+      <w:proofErr w:type="spellStart"/>
+      <w:r>
+        <w:rPr>
+          <w:sz w:val="28"/>
+          <w:szCs w:val="28"/>
+        </w:rPr>
+        <w:t>Early</w:t>
+      </w:r>
+      <w:proofErr w:type="spellEnd"/>
+      <w:r>
+        <w:rPr>
+          <w:sz w:val="28"/>
+          <w:szCs w:val="28"/>
+        </w:rPr>
+        <w:t xml:space="preserve"> </w:t>
+      </w:r>
+      <w:proofErr w:type="spellStart"/>
+      <w:r>
+        <w:rPr>
+          <w:sz w:val="28"/>
+          <w:szCs w:val="28"/>
+        </w:rPr>
+        <w:t>Stopping</w:t>
+      </w:r>
+      <w:proofErr w:type="spellEnd"/>
+      <w:r>
+        <w:rPr>
+          <w:sz w:val="28"/>
+          <w:szCs w:val="28"/>
+        </w:rPr>
+        <w:t xml:space="preserve"> с контролем ошибки на выделенной </w:t>
+      </w:r>
+      <w:proofErr w:type="spellStart"/>
+      <w:r>
+        <w:rPr>
+          <w:sz w:val="28"/>
+          <w:szCs w:val="28"/>
+        </w:rPr>
+        <w:t>валидационной</w:t>
+      </w:r>
+      <w:proofErr w:type="spellEnd"/>
+      <w:r>
+        <w:rPr>
+          <w:sz w:val="28"/>
+          <w:szCs w:val="28"/>
+        </w:rPr>
+        <w:t xml:space="preserve"> части обучающей выборки.</w:t>
       </w:r>
     </w:p>
     <w:p>
@@ -4960,7 +5801,71 @@
           <w:sz w:val="28"/>
           <w:szCs w:val="28"/>
         </w:rPr>
-        <w:t>На обучающей выборке PyTorch MLP также не допустила ошибок: все 804 объекта были отнесены к соответствующим классам. На тестовой выборке из 396 объектов сеть правильно классифицировала 395 объектов. Одна ошибка возникла при классификации объекта класса 2, который был отнесён к классу 3. Фактическая accuracy составила около 99 %. Для класса 2 значение recall составило 0,99, а для класса 3 precision также составило 0,99; остальные основные показатели после округления составили 1,00.</w:t>
+        <w:t xml:space="preserve">На обучающей выборке </w:t>
+      </w:r>
+      <w:proofErr w:type="spellStart"/>
+      <w:r>
+        <w:rPr>
+          <w:sz w:val="28"/>
+          <w:szCs w:val="28"/>
+        </w:rPr>
+        <w:t>PyTorch</w:t>
+      </w:r>
+      <w:proofErr w:type="spellEnd"/>
+      <w:r>
+        <w:rPr>
+          <w:sz w:val="28"/>
+          <w:szCs w:val="28"/>
+        </w:rPr>
+        <w:t xml:space="preserve"> MLP также не допустила ошибок: все 804 объекта были отнесены к соответствующим классам. На тестовой выборке из 396 объектов сеть правильно классифицировала 395 объектов. Одна ошибка возникла при классификации объекта класса 2, который был отнесён к классу 3. Фактическая </w:t>
+      </w:r>
+      <w:proofErr w:type="spellStart"/>
+      <w:r>
+        <w:rPr>
+          <w:sz w:val="28"/>
+          <w:szCs w:val="28"/>
+        </w:rPr>
+        <w:t>accuracy</w:t>
+      </w:r>
+      <w:proofErr w:type="spellEnd"/>
+      <w:r>
+        <w:rPr>
+          <w:sz w:val="28"/>
+          <w:szCs w:val="28"/>
+        </w:rPr>
+        <w:t xml:space="preserve"> составила около 99 %. Для класса 2 значение </w:t>
+      </w:r>
+      <w:proofErr w:type="spellStart"/>
+      <w:r>
+        <w:rPr>
+          <w:sz w:val="28"/>
+          <w:szCs w:val="28"/>
+        </w:rPr>
+        <w:t>recall</w:t>
+      </w:r>
+      <w:proofErr w:type="spellEnd"/>
+      <w:r>
+        <w:rPr>
+          <w:sz w:val="28"/>
+          <w:szCs w:val="28"/>
+        </w:rPr>
+        <w:t xml:space="preserve"> составило 0,99, а для класса 3 </w:t>
+      </w:r>
+      <w:proofErr w:type="spellStart"/>
+      <w:r>
+        <w:rPr>
+          <w:sz w:val="28"/>
+          <w:szCs w:val="28"/>
+        </w:rPr>
+        <w:t>precision</w:t>
+      </w:r>
+      <w:proofErr w:type="spellEnd"/>
+      <w:r>
+        <w:rPr>
+          <w:sz w:val="28"/>
+          <w:szCs w:val="28"/>
+        </w:rPr>
+        <w:t xml:space="preserve"> также составило 0,99; остальные основные показатели после округления составили 1,00.</w:t>
       </w:r>
     </w:p>
     <w:p>
@@ -4982,6 +5887,7 @@
       </w:pPr>
       <w:r>
         <w:rPr>
+          <w:noProof/>
           <w:sz w:val="28"/>
           <w:szCs w:val="28"/>
         </w:rPr>
@@ -5088,6 +5994,7 @@
         </w:rPr>
         <w:t xml:space="preserve"> </w:t>
       </w:r>
+      <w:proofErr w:type="spellStart"/>
       <w:r>
         <w:rPr>
           <w:sz w:val="28"/>
@@ -5096,6 +6003,7 @@
         </w:rPr>
         <w:t>PyTorch</w:t>
       </w:r>
+      <w:proofErr w:type="spellEnd"/>
     </w:p>
     <w:p>
       <w:pPr>
@@ -5115,6 +6023,7 @@
       </w:pPr>
       <w:r>
         <w:rPr>
+          <w:noProof/>
           <w:sz w:val="28"/>
           <w:szCs w:val="28"/>
         </w:rPr>
@@ -5204,8 +6113,17 @@
           <w:sz w:val="28"/>
           <w:szCs w:val="28"/>
         </w:rPr>
-        <w:t>Результат классификации тестовой выборки сетью MLP PyTorch</w:t>
-      </w:r>
+        <w:t xml:space="preserve">Результат классификации тестовой выборки сетью MLP </w:t>
+      </w:r>
+      <w:proofErr w:type="spellStart"/>
+      <w:r>
+        <w:rPr>
+          <w:sz w:val="28"/>
+          <w:szCs w:val="28"/>
+        </w:rPr>
+        <w:t>PyTorch</w:t>
+      </w:r>
+      <w:proofErr w:type="spellEnd"/>
     </w:p>
     <w:p>
       <w:pPr>
@@ -5226,6 +6144,7 @@
       </w:pPr>
       <w:r>
         <w:rPr>
+          <w:noProof/>
           <w:sz w:val="28"/>
           <w:szCs w:val="28"/>
         </w:rPr>
@@ -5307,8 +6226,17 @@
           <w:sz w:val="28"/>
           <w:szCs w:val="28"/>
         </w:rPr>
-        <w:t>Изменение функции ошибки при обучении MLP PyTorch</w:t>
-      </w:r>
+        <w:t xml:space="preserve">Изменение функции ошибки при обучении MLP </w:t>
+      </w:r>
+      <w:proofErr w:type="spellStart"/>
+      <w:r>
+        <w:rPr>
+          <w:sz w:val="28"/>
+          <w:szCs w:val="28"/>
+        </w:rPr>
+        <w:t>PyTorch</w:t>
+      </w:r>
+      <w:proofErr w:type="spellEnd"/>
     </w:p>
     <w:p>
       <w:pPr>
@@ -5334,7 +6262,39 @@
           <w:sz w:val="28"/>
           <w:szCs w:val="28"/>
         </w:rPr>
-        <w:t>Таким образом, все три рассмотренные реализации классифицирующих сетей показали высокое качество на сформированной выборке. PNN допустила по одной ошибке на обучающей и тестовой выборках, TensorFlow MLP не допустила ошибок, а PyTorch MLP допустила одну ошибку на тестовой выборке. Полученные результаты свидетельствуют о том, что сгенерированные классы хорошо разделяются по используемым входным признакам, поэтому все рассмотренные методы смогли практически полностью восстановить исходную классификацию.</w:t>
+        <w:t xml:space="preserve">Таким образом, все три рассмотренные реализации классифицирующих сетей показали высокое качество на сформированной выборке. PNN допустила по одной ошибке на обучающей и тестовой выборках, </w:t>
+      </w:r>
+      <w:proofErr w:type="spellStart"/>
+      <w:r>
+        <w:rPr>
+          <w:sz w:val="28"/>
+          <w:szCs w:val="28"/>
+        </w:rPr>
+        <w:t>TensorFlow</w:t>
+      </w:r>
+      <w:proofErr w:type="spellEnd"/>
+      <w:r>
+        <w:rPr>
+          <w:sz w:val="28"/>
+          <w:szCs w:val="28"/>
+        </w:rPr>
+        <w:t xml:space="preserve"> MLP не допустила ошибок, а </w:t>
+      </w:r>
+      <w:proofErr w:type="spellStart"/>
+      <w:r>
+        <w:rPr>
+          <w:sz w:val="28"/>
+          <w:szCs w:val="28"/>
+        </w:rPr>
+        <w:t>PyTorch</w:t>
+      </w:r>
+      <w:proofErr w:type="spellEnd"/>
+      <w:r>
+        <w:rPr>
+          <w:sz w:val="28"/>
+          <w:szCs w:val="28"/>
+        </w:rPr>
+        <w:t xml:space="preserve"> MLP допустила одну ошибку на тестовой выборке. Полученные результаты свидетельствуют о том, что сгенерированные классы хорошо разделяются по используемым входным признакам, поэтому все рассмотренные методы смогли практически полностью восстановить исходную классификацию.</w:t>
       </w:r>
     </w:p>
     <w:p>
@@ -5351,7 +6311,39 @@
           <w:sz w:val="28"/>
           <w:szCs w:val="28"/>
         </w:rPr>
-        <w:t>Визуальное представление результатов позволяет дополнительно оценить характер разделения классов. На трехмерных графиках тестовые объекты отображаются с учетом трех входных признаков и окрашиваются в соответствии с предсказанным классом. Для TensorFlow MLP все объекты тестовой выборки соответствуют своим исходным классам, тогда как для PNN и PyTorch MLP на графике должна наблюдаться по одной точке, расположенной в области другого класса. Это соответствует единичным ошибкам, зафиксированным в матрицах ошибок.</w:t>
+        <w:t xml:space="preserve">Визуальное представление результатов позволяет дополнительно оценить характер разделения классов. На трехмерных графиках тестовые объекты отображаются с учетом трех входных признаков и окрашиваются в соответствии с предсказанным классом. Для </w:t>
+      </w:r>
+      <w:proofErr w:type="spellStart"/>
+      <w:r>
+        <w:rPr>
+          <w:sz w:val="28"/>
+          <w:szCs w:val="28"/>
+        </w:rPr>
+        <w:t>TensorFlow</w:t>
+      </w:r>
+      <w:proofErr w:type="spellEnd"/>
+      <w:r>
+        <w:rPr>
+          <w:sz w:val="28"/>
+          <w:szCs w:val="28"/>
+        </w:rPr>
+        <w:t xml:space="preserve"> MLP все объекты тестовой выборки соответствуют своим исходным классам, тогда как для PNN и </w:t>
+      </w:r>
+      <w:proofErr w:type="spellStart"/>
+      <w:r>
+        <w:rPr>
+          <w:sz w:val="28"/>
+          <w:szCs w:val="28"/>
+        </w:rPr>
+        <w:t>PyTorch</w:t>
+      </w:r>
+      <w:proofErr w:type="spellEnd"/>
+      <w:r>
+        <w:rPr>
+          <w:sz w:val="28"/>
+          <w:szCs w:val="28"/>
+        </w:rPr>
+        <w:t xml:space="preserve"> MLP на графике должна наблюдаться по одной точке, расположенной в области другого класса. Это соответствует единичным ошибкам, зафиксированным в матрицах ошибок.</w:t>
       </w:r>
       <w:r>
         <w:br/>
@@ -5368,7 +6360,151 @@
           <w:sz w:val="28"/>
           <w:szCs w:val="28"/>
         </w:rPr>
-        <w:t>Для работы с реальными данными были использованы три класса и четыре признака: Heart Rate, Daily Steps, Quality of Sleep, Physical Activity Level. Данные были разделены на обучающую и тестовую выборки. Перед обучением признаки были стандартизированы с помощью StandardScaler, а классы Sleep Disorder преобразованы в числовой вид с помощью LabelEncoder.</w:t>
+        <w:t xml:space="preserve">Для работы с реальными данными были использованы три класса и четыре признака: Heart Rate, Daily </w:t>
+      </w:r>
+      <w:proofErr w:type="spellStart"/>
+      <w:r>
+        <w:rPr>
+          <w:sz w:val="28"/>
+          <w:szCs w:val="28"/>
+        </w:rPr>
+        <w:t>Steps</w:t>
+      </w:r>
+      <w:proofErr w:type="spellEnd"/>
+      <w:r>
+        <w:rPr>
+          <w:sz w:val="28"/>
+          <w:szCs w:val="28"/>
+        </w:rPr>
+        <w:t xml:space="preserve">, Quality </w:t>
+      </w:r>
+      <w:proofErr w:type="spellStart"/>
+      <w:r>
+        <w:rPr>
+          <w:sz w:val="28"/>
+          <w:szCs w:val="28"/>
+        </w:rPr>
+        <w:t>of</w:t>
+      </w:r>
+      <w:proofErr w:type="spellEnd"/>
+      <w:r>
+        <w:rPr>
+          <w:sz w:val="28"/>
+          <w:szCs w:val="28"/>
+        </w:rPr>
+        <w:t xml:space="preserve"> </w:t>
+      </w:r>
+      <w:proofErr w:type="spellStart"/>
+      <w:r>
+        <w:rPr>
+          <w:sz w:val="28"/>
+          <w:szCs w:val="28"/>
+        </w:rPr>
+        <w:t>Sleep</w:t>
+      </w:r>
+      <w:proofErr w:type="spellEnd"/>
+      <w:r>
+        <w:rPr>
+          <w:sz w:val="28"/>
+          <w:szCs w:val="28"/>
+        </w:rPr>
+        <w:t xml:space="preserve">, </w:t>
+      </w:r>
+      <w:proofErr w:type="spellStart"/>
+      <w:r>
+        <w:rPr>
+          <w:sz w:val="28"/>
+          <w:szCs w:val="28"/>
+        </w:rPr>
+        <w:t>Physical</w:t>
+      </w:r>
+      <w:proofErr w:type="spellEnd"/>
+      <w:r>
+        <w:rPr>
+          <w:sz w:val="28"/>
+          <w:szCs w:val="28"/>
+        </w:rPr>
+        <w:t xml:space="preserve"> </w:t>
+      </w:r>
+      <w:proofErr w:type="spellStart"/>
+      <w:r>
+        <w:rPr>
+          <w:sz w:val="28"/>
+          <w:szCs w:val="28"/>
+        </w:rPr>
+        <w:t>Activity</w:t>
+      </w:r>
+      <w:proofErr w:type="spellEnd"/>
+      <w:r>
+        <w:rPr>
+          <w:sz w:val="28"/>
+          <w:szCs w:val="28"/>
+        </w:rPr>
+        <w:t xml:space="preserve"> Level. Данные были разделены на обучающую и тестовую выборки. Перед обучением признаки были стандартизированы с помощью </w:t>
+      </w:r>
+      <w:proofErr w:type="spellStart"/>
+      <w:r>
+        <w:rPr>
+          <w:sz w:val="28"/>
+          <w:szCs w:val="28"/>
+        </w:rPr>
+        <w:t>StandardScaler</w:t>
+      </w:r>
+      <w:proofErr w:type="spellEnd"/>
+      <w:r>
+        <w:rPr>
+          <w:sz w:val="28"/>
+          <w:szCs w:val="28"/>
+        </w:rPr>
+        <w:t xml:space="preserve">, а классы </w:t>
+      </w:r>
+      <w:proofErr w:type="spellStart"/>
+      <w:r>
+        <w:rPr>
+          <w:sz w:val="28"/>
+          <w:szCs w:val="28"/>
+        </w:rPr>
+        <w:t>Sleep</w:t>
+      </w:r>
+      <w:proofErr w:type="spellEnd"/>
+      <w:r>
+        <w:rPr>
+          <w:sz w:val="28"/>
+          <w:szCs w:val="28"/>
+        </w:rPr>
+        <w:t xml:space="preserve"> </w:t>
+      </w:r>
+      <w:proofErr w:type="spellStart"/>
+      <w:r>
+        <w:rPr>
+          <w:sz w:val="28"/>
+          <w:szCs w:val="28"/>
+        </w:rPr>
+        <w:t>Disorder</w:t>
+      </w:r>
+      <w:proofErr w:type="spellEnd"/>
+      <w:r>
+        <w:rPr>
+          <w:sz w:val="28"/>
+          <w:szCs w:val="28"/>
+        </w:rPr>
+        <w:t xml:space="preserve"> преобразованы в числовой вид с помощью </w:t>
+      </w:r>
+      <w:proofErr w:type="spellStart"/>
+      <w:r>
+        <w:rPr>
+          <w:sz w:val="28"/>
+          <w:szCs w:val="28"/>
+        </w:rPr>
+        <w:t>LabelEncoder</w:t>
+      </w:r>
+      <w:proofErr w:type="spellEnd"/>
+      <w:r>
+        <w:rPr>
+          <w:sz w:val="28"/>
+          <w:szCs w:val="28"/>
+        </w:rPr>
+        <w:t>.</w:t>
       </w:r>
     </w:p>
     <w:p>
@@ -5396,7 +6532,39 @@
           <w:szCs w:val="28"/>
         </w:rPr>
         <w:lastRenderedPageBreak/>
-        <w:t>Для метода K-means было задано три кластера. После обучения были получены центры кластеров и выполнена проверка результатов на обучающей и тестовой выборках. Для оценки использовались матрица ошибок и Classification Report. Полученные результаты представлены на скриншотах.</w:t>
+        <w:t>Для метода K-</w:t>
+      </w:r>
+      <w:proofErr w:type="spellStart"/>
+      <w:r>
+        <w:rPr>
+          <w:sz w:val="28"/>
+          <w:szCs w:val="28"/>
+        </w:rPr>
+        <w:t>means</w:t>
+      </w:r>
+      <w:proofErr w:type="spellEnd"/>
+      <w:r>
+        <w:rPr>
+          <w:sz w:val="28"/>
+          <w:szCs w:val="28"/>
+        </w:rPr>
+        <w:t xml:space="preserve"> было задано три кластера. После обучения были получены центры кластеров и выполнена проверка результатов на обучающей и тестовой выборках. Для оценки использовались матрица ошибок и </w:t>
+      </w:r>
+      <w:proofErr w:type="spellStart"/>
+      <w:r>
+        <w:rPr>
+          <w:sz w:val="28"/>
+          <w:szCs w:val="28"/>
+        </w:rPr>
+        <w:t>Classification</w:t>
+      </w:r>
+      <w:proofErr w:type="spellEnd"/>
+      <w:r>
+        <w:rPr>
+          <w:sz w:val="28"/>
+          <w:szCs w:val="28"/>
+        </w:rPr>
+        <w:t xml:space="preserve"> Report. Полученные результаты представлены на скриншотах.</w:t>
       </w:r>
     </w:p>
     <w:p>
@@ -5418,6 +6586,7 @@
       </w:pPr>
       <w:r>
         <w:rPr>
+          <w:noProof/>
           <w:sz w:val="28"/>
           <w:szCs w:val="28"/>
         </w:rPr>
@@ -5485,14 +6654,7 @@
           <w:sz w:val="28"/>
           <w:szCs w:val="28"/>
         </w:rPr>
-        <w:t>2</w:t>
-      </w:r>
-      <w:r>
-        <w:rPr>
-          <w:sz w:val="28"/>
-          <w:szCs w:val="28"/>
-        </w:rPr>
-        <w:t>7</w:t>
+        <w:t>27</w:t>
       </w:r>
       <w:r>
         <w:rPr>
@@ -5501,6 +6663,7 @@
         </w:rPr>
         <w:t xml:space="preserve"> – </w:t>
       </w:r>
+      <w:proofErr w:type="spellStart"/>
       <w:r>
         <w:rPr>
           <w:sz w:val="28"/>
@@ -5509,20 +6672,30 @@
         </w:rPr>
         <w:t>kMeans</w:t>
       </w:r>
-      <w:r>
-        <w:rPr>
-          <w:sz w:val="28"/>
-          <w:szCs w:val="28"/>
-        </w:rPr>
-        <w:t xml:space="preserve"> </w:t>
-      </w:r>
-      <w:r>
-        <w:rPr>
-          <w:sz w:val="28"/>
-          <w:szCs w:val="28"/>
-        </w:rPr>
-        <w:t>на реальном датасете</w:t>
-      </w:r>
+      <w:proofErr w:type="spellEnd"/>
+      <w:r>
+        <w:rPr>
+          <w:sz w:val="28"/>
+          <w:szCs w:val="28"/>
+        </w:rPr>
+        <w:t xml:space="preserve"> </w:t>
+      </w:r>
+      <w:r>
+        <w:rPr>
+          <w:sz w:val="28"/>
+          <w:szCs w:val="28"/>
+        </w:rPr>
+        <w:t xml:space="preserve">на реальном </w:t>
+      </w:r>
+      <w:proofErr w:type="spellStart"/>
+      <w:r>
+        <w:rPr>
+          <w:sz w:val="28"/>
+          <w:szCs w:val="28"/>
+        </w:rPr>
+        <w:t>датасете</w:t>
+      </w:r>
+      <w:proofErr w:type="spellEnd"/>
     </w:p>
     <w:p>
       <w:pPr>
@@ -5566,7 +6739,23 @@
           <w:sz w:val="28"/>
           <w:szCs w:val="28"/>
         </w:rPr>
-        <w:t xml:space="preserve">После обучения каждому объекту был назначен номер нейрона-победителя. Полученные результаты были сравнены с исходными классами с помощью матрицы ошибок и Classification Report. </w:t>
+        <w:t xml:space="preserve">После обучения каждому объекту был назначен номер нейрона-победителя. Полученные результаты были сравнены с исходными классами с помощью матрицы ошибок и </w:t>
+      </w:r>
+      <w:proofErr w:type="spellStart"/>
+      <w:r>
+        <w:rPr>
+          <w:sz w:val="28"/>
+          <w:szCs w:val="28"/>
+        </w:rPr>
+        <w:t>Classification</w:t>
+      </w:r>
+      <w:proofErr w:type="spellEnd"/>
+      <w:r>
+        <w:rPr>
+          <w:sz w:val="28"/>
+          <w:szCs w:val="28"/>
+        </w:rPr>
+        <w:t xml:space="preserve"> Report. </w:t>
       </w:r>
     </w:p>
     <w:p>
@@ -5588,6 +6777,7 @@
       </w:pPr>
       <w:r>
         <w:rPr>
+          <w:noProof/>
           <w:sz w:val="28"/>
           <w:szCs w:val="28"/>
         </w:rPr>
@@ -5655,14 +6845,7 @@
           <w:sz w:val="28"/>
           <w:szCs w:val="28"/>
         </w:rPr>
-        <w:t>2</w:t>
-      </w:r>
-      <w:r>
-        <w:rPr>
-          <w:sz w:val="28"/>
-          <w:szCs w:val="28"/>
-        </w:rPr>
-        <w:t>8</w:t>
+        <w:t>28</w:t>
       </w:r>
       <w:r>
         <w:rPr>
@@ -5690,8 +6873,17 @@
           <w:sz w:val="28"/>
           <w:szCs w:val="28"/>
         </w:rPr>
-        <w:t>на реальном датасете</w:t>
-      </w:r>
+        <w:t xml:space="preserve">на реальном </w:t>
+      </w:r>
+      <w:proofErr w:type="spellStart"/>
+      <w:r>
+        <w:rPr>
+          <w:sz w:val="28"/>
+          <w:szCs w:val="28"/>
+        </w:rPr>
+        <w:t>датасете</w:t>
+      </w:r>
+      <w:proofErr w:type="spellEnd"/>
     </w:p>
     <w:p>
       <w:pPr>
@@ -5718,7 +6910,23 @@
           <w:szCs w:val="28"/>
         </w:rPr>
         <w:lastRenderedPageBreak/>
-        <w:t>Следующим этапом была реализована вероятностная нейронная сеть PNN. В ней использовались три класса исходных данных. В отличие от K-means и сети Кохонена, PNN использует информацию о классах обучающих объектов.</w:t>
+        <w:t>Следующим этапом была реализована вероятностная нейронная сеть PNN. В ней использовались три класса исходных данных. В отличие от K-</w:t>
+      </w:r>
+      <w:proofErr w:type="spellStart"/>
+      <w:r>
+        <w:rPr>
+          <w:sz w:val="28"/>
+          <w:szCs w:val="28"/>
+        </w:rPr>
+        <w:t>means</w:t>
+      </w:r>
+      <w:proofErr w:type="spellEnd"/>
+      <w:r>
+        <w:rPr>
+          <w:sz w:val="28"/>
+          <w:szCs w:val="28"/>
+        </w:rPr>
+        <w:t xml:space="preserve"> и сети Кохонена, PNN использует информацию о классах обучающих объектов.</w:t>
       </w:r>
     </w:p>
     <w:p>
@@ -5735,7 +6943,23 @@
           <w:sz w:val="28"/>
           <w:szCs w:val="28"/>
         </w:rPr>
-        <w:t>Для классификации использовалась функция на основе расстояния между новым объектом и обучающими образцами. Параметр сглаживания sigma был установлен равным 0,5.</w:t>
+        <w:t xml:space="preserve">Для классификации использовалась функция на основе расстояния между новым объектом и обучающими образцами. Параметр сглаживания </w:t>
+      </w:r>
+      <w:proofErr w:type="spellStart"/>
+      <w:r>
+        <w:rPr>
+          <w:sz w:val="28"/>
+          <w:szCs w:val="28"/>
+        </w:rPr>
+        <w:t>sigma</w:t>
+      </w:r>
+      <w:proofErr w:type="spellEnd"/>
+      <w:r>
+        <w:rPr>
+          <w:sz w:val="28"/>
+          <w:szCs w:val="28"/>
+        </w:rPr>
+        <w:t xml:space="preserve"> был установлен равным 0,5.</w:t>
       </w:r>
     </w:p>
     <w:p>
@@ -5752,7 +6976,23 @@
           <w:sz w:val="28"/>
           <w:szCs w:val="28"/>
         </w:rPr>
-        <w:t xml:space="preserve">На обучающей выборке accuracy составила 0,90, а на тестовой </w:t>
+        <w:t xml:space="preserve">На обучающей выборке </w:t>
+      </w:r>
+      <w:proofErr w:type="spellStart"/>
+      <w:r>
+        <w:rPr>
+          <w:sz w:val="28"/>
+          <w:szCs w:val="28"/>
+        </w:rPr>
+        <w:t>accuracy</w:t>
+      </w:r>
+      <w:proofErr w:type="spellEnd"/>
+      <w:r>
+        <w:rPr>
+          <w:sz w:val="28"/>
+          <w:szCs w:val="28"/>
+        </w:rPr>
+        <w:t xml:space="preserve"> составила 0,90, а на тестовой </w:t>
       </w:r>
       <w:r>
         <w:rPr>
@@ -5773,14 +7013,46 @@
           <w:sz w:val="28"/>
           <w:szCs w:val="28"/>
         </w:rPr>
-        <w:t xml:space="preserve">Обучение 240 мс. </w:t>
-      </w:r>
-      <w:r>
-        <w:rPr>
-          <w:sz w:val="28"/>
-          <w:szCs w:val="28"/>
-        </w:rPr>
-        <w:t>Полученные матрицы ошибок и Classification Report приведены на соответствующих скриншотах.</w:t>
+        <w:t xml:space="preserve">Обучение 240 </w:t>
+      </w:r>
+      <w:proofErr w:type="spellStart"/>
+      <w:r>
+        <w:rPr>
+          <w:sz w:val="28"/>
+          <w:szCs w:val="28"/>
+        </w:rPr>
+        <w:t>мс</w:t>
+      </w:r>
+      <w:proofErr w:type="spellEnd"/>
+      <w:r>
+        <w:rPr>
+          <w:sz w:val="28"/>
+          <w:szCs w:val="28"/>
+        </w:rPr>
+        <w:t xml:space="preserve">. </w:t>
+      </w:r>
+      <w:r>
+        <w:rPr>
+          <w:sz w:val="28"/>
+          <w:szCs w:val="28"/>
+        </w:rPr>
+        <w:t xml:space="preserve">Полученные матрицы ошибок и </w:t>
+      </w:r>
+      <w:proofErr w:type="spellStart"/>
+      <w:r>
+        <w:rPr>
+          <w:sz w:val="28"/>
+          <w:szCs w:val="28"/>
+        </w:rPr>
+        <w:t>Classification</w:t>
+      </w:r>
+      <w:proofErr w:type="spellEnd"/>
+      <w:r>
+        <w:rPr>
+          <w:sz w:val="28"/>
+          <w:szCs w:val="28"/>
+        </w:rPr>
+        <w:t xml:space="preserve"> Report приведены на соответствующих скриншотах.</w:t>
       </w:r>
     </w:p>
     <w:p>
@@ -5802,6 +7074,7 @@
       </w:pPr>
       <w:r>
         <w:rPr>
+          <w:noProof/>
           <w:sz w:val="28"/>
           <w:szCs w:val="28"/>
         </w:rPr>
@@ -5869,14 +7142,7 @@
           <w:sz w:val="28"/>
           <w:szCs w:val="28"/>
         </w:rPr>
-        <w:t>2</w:t>
-      </w:r>
-      <w:r>
-        <w:rPr>
-          <w:sz w:val="28"/>
-          <w:szCs w:val="28"/>
-        </w:rPr>
-        <w:t>9</w:t>
+        <w:t>29</w:t>
       </w:r>
       <w:r>
         <w:rPr>
@@ -5905,8 +7171,17 @@
           <w:sz w:val="28"/>
           <w:szCs w:val="28"/>
         </w:rPr>
-        <w:t>на реальном датасете</w:t>
-      </w:r>
+        <w:t xml:space="preserve">на реальном </w:t>
+      </w:r>
+      <w:proofErr w:type="spellStart"/>
+      <w:r>
+        <w:rPr>
+          <w:sz w:val="28"/>
+          <w:szCs w:val="28"/>
+        </w:rPr>
+        <w:t>датасете</w:t>
+      </w:r>
+      <w:proofErr w:type="spellEnd"/>
     </w:p>
     <w:p>
       <w:pPr>
@@ -5942,7 +7217,39 @@
           <w:sz w:val="28"/>
           <w:szCs w:val="28"/>
         </w:rPr>
-        <w:t>После этого была создана многослойная нейронная сеть MLP с использованием TensorFlow. В скрытых слоях использовалась функция активации, а также Dropout с коэффициентом 0,3.</w:t>
+        <w:t xml:space="preserve">После этого была создана многослойная нейронная сеть MLP с использованием </w:t>
+      </w:r>
+      <w:proofErr w:type="spellStart"/>
+      <w:r>
+        <w:rPr>
+          <w:sz w:val="28"/>
+          <w:szCs w:val="28"/>
+        </w:rPr>
+        <w:t>TensorFlow</w:t>
+      </w:r>
+      <w:proofErr w:type="spellEnd"/>
+      <w:r>
+        <w:rPr>
+          <w:sz w:val="28"/>
+          <w:szCs w:val="28"/>
+        </w:rPr>
+        <w:t xml:space="preserve">. В скрытых слоях использовалась функция активации, а также </w:t>
+      </w:r>
+      <w:proofErr w:type="spellStart"/>
+      <w:r>
+        <w:rPr>
+          <w:sz w:val="28"/>
+          <w:szCs w:val="28"/>
+        </w:rPr>
+        <w:t>Dropout</w:t>
+      </w:r>
+      <w:proofErr w:type="spellEnd"/>
+      <w:r>
+        <w:rPr>
+          <w:sz w:val="28"/>
+          <w:szCs w:val="28"/>
+        </w:rPr>
+        <w:t xml:space="preserve"> с коэффициентом 0,3.</w:t>
       </w:r>
     </w:p>
     <w:p>
@@ -5959,7 +7266,39 @@
           <w:sz w:val="28"/>
           <w:szCs w:val="28"/>
         </w:rPr>
-        <w:t>Для предотвращения переобучения была добавлена ранняя остановка. В качестве контролируемого показателя использовался Validation Loss. Если значение ошибки не улучшалось в течение 20 эпох, обучение прекращалось, а модель возвращалась к лучшим найденным весам.</w:t>
+        <w:t xml:space="preserve">Для предотвращения переобучения была добавлена ранняя остановка. В качестве контролируемого показателя использовался </w:t>
+      </w:r>
+      <w:proofErr w:type="spellStart"/>
+      <w:r>
+        <w:rPr>
+          <w:sz w:val="28"/>
+          <w:szCs w:val="28"/>
+        </w:rPr>
+        <w:t>Validation</w:t>
+      </w:r>
+      <w:proofErr w:type="spellEnd"/>
+      <w:r>
+        <w:rPr>
+          <w:sz w:val="28"/>
+          <w:szCs w:val="28"/>
+        </w:rPr>
+        <w:t xml:space="preserve"> </w:t>
+      </w:r>
+      <w:proofErr w:type="spellStart"/>
+      <w:r>
+        <w:rPr>
+          <w:sz w:val="28"/>
+          <w:szCs w:val="28"/>
+        </w:rPr>
+        <w:t>Loss</w:t>
+      </w:r>
+      <w:proofErr w:type="spellEnd"/>
+      <w:r>
+        <w:rPr>
+          <w:sz w:val="28"/>
+          <w:szCs w:val="28"/>
+        </w:rPr>
+        <w:t>. Если значение ошибки не улучшалось в течение 20 эпох, обучение прекращалось, а модель возвращалась к лучшим найденным весам.</w:t>
       </w:r>
     </w:p>
     <w:p>
@@ -5976,7 +7315,23 @@
           <w:sz w:val="28"/>
           <w:szCs w:val="28"/>
         </w:rPr>
-        <w:t xml:space="preserve">Всего обучение продолжалось 384 эпохи. На обучающей выборке accuracy составила 0,88, на тестовой </w:t>
+        <w:t xml:space="preserve">Всего обучение продолжалось 384 эпохи. На обучающей выборке </w:t>
+      </w:r>
+      <w:proofErr w:type="spellStart"/>
+      <w:r>
+        <w:rPr>
+          <w:sz w:val="28"/>
+          <w:szCs w:val="28"/>
+        </w:rPr>
+        <w:t>accuracy</w:t>
+      </w:r>
+      <w:proofErr w:type="spellEnd"/>
+      <w:r>
+        <w:rPr>
+          <w:sz w:val="28"/>
+          <w:szCs w:val="28"/>
+        </w:rPr>
+        <w:t xml:space="preserve"> составила 0,88, на тестовой </w:t>
       </w:r>
       <w:r>
         <w:rPr>
@@ -6020,6 +7375,7 @@
       </w:pPr>
       <w:r>
         <w:rPr>
+          <w:noProof/>
           <w:sz w:val="28"/>
           <w:szCs w:val="28"/>
         </w:rPr>
@@ -6116,22 +7472,33 @@
           <w:sz w:val="28"/>
           <w:szCs w:val="28"/>
         </w:rPr>
-        <w:t xml:space="preserve"> TensorFlow</w:t>
-      </w:r>
-      <w:r>
-        <w:rPr>
-          <w:sz w:val="28"/>
-          <w:szCs w:val="28"/>
-        </w:rPr>
-        <w:t xml:space="preserve"> </w:t>
-      </w:r>
-      <w:r>
-        <w:rPr>
-          <w:sz w:val="28"/>
-          <w:szCs w:val="28"/>
-        </w:rPr>
-        <w:t>на реальном датасете</w:t>
-      </w:r>
+        <w:t xml:space="preserve"> </w:t>
+      </w:r>
+      <w:proofErr w:type="spellStart"/>
+      <w:r>
+        <w:rPr>
+          <w:sz w:val="28"/>
+          <w:szCs w:val="28"/>
+        </w:rPr>
+        <w:t>TensorFlow</w:t>
+      </w:r>
+      <w:proofErr w:type="spellEnd"/>
+      <w:r>
+        <w:rPr>
+          <w:sz w:val="28"/>
+          <w:szCs w:val="28"/>
+        </w:rPr>
+        <w:t xml:space="preserve"> на реальном </w:t>
+      </w:r>
+      <w:proofErr w:type="spellStart"/>
+      <w:r>
+        <w:rPr>
+          <w:sz w:val="28"/>
+          <w:szCs w:val="28"/>
+        </w:rPr>
+        <w:t>датасете</w:t>
+      </w:r>
+      <w:proofErr w:type="spellEnd"/>
     </w:p>
     <w:p>
       <w:pPr>
@@ -6157,7 +7524,55 @@
           <w:sz w:val="28"/>
           <w:szCs w:val="28"/>
         </w:rPr>
-        <w:t>Также был построен график изменения функции ошибки. На нём отображаются loss для обучающей и val_loss для валидационной выборки.</w:t>
+        <w:t xml:space="preserve">Также был построен график изменения функции ошибки. На нём отображаются </w:t>
+      </w:r>
+      <w:proofErr w:type="spellStart"/>
+      <w:r>
+        <w:rPr>
+          <w:sz w:val="28"/>
+          <w:szCs w:val="28"/>
+        </w:rPr>
+        <w:t>loss</w:t>
+      </w:r>
+      <w:proofErr w:type="spellEnd"/>
+      <w:r>
+        <w:rPr>
+          <w:sz w:val="28"/>
+          <w:szCs w:val="28"/>
+        </w:rPr>
+        <w:t xml:space="preserve"> для обучающей и </w:t>
+      </w:r>
+      <w:proofErr w:type="spellStart"/>
+      <w:r>
+        <w:rPr>
+          <w:sz w:val="28"/>
+          <w:szCs w:val="28"/>
+        </w:rPr>
+        <w:t>val_loss</w:t>
+      </w:r>
+      <w:proofErr w:type="spellEnd"/>
+      <w:r>
+        <w:rPr>
+          <w:sz w:val="28"/>
+          <w:szCs w:val="28"/>
+        </w:rPr>
+        <w:t xml:space="preserve"> для </w:t>
+      </w:r>
+      <w:proofErr w:type="spellStart"/>
+      <w:r>
+        <w:rPr>
+          <w:sz w:val="28"/>
+          <w:szCs w:val="28"/>
+        </w:rPr>
+        <w:t>валидационной</w:t>
+      </w:r>
+      <w:proofErr w:type="spellEnd"/>
+      <w:r>
+        <w:rPr>
+          <w:sz w:val="28"/>
+          <w:szCs w:val="28"/>
+        </w:rPr>
+        <w:t xml:space="preserve"> выборки.</w:t>
       </w:r>
     </w:p>
     <w:p>
@@ -6180,6 +7595,7 @@
       </w:pPr>
       <w:r>
         <w:rPr>
+          <w:noProof/>
           <w:sz w:val="28"/>
           <w:szCs w:val="28"/>
         </w:rPr>
@@ -6245,14 +7661,7 @@
           <w:sz w:val="28"/>
           <w:szCs w:val="28"/>
         </w:rPr>
-        <w:t>3</w:t>
-      </w:r>
-      <w:r>
-        <w:rPr>
-          <w:sz w:val="28"/>
-          <w:szCs w:val="28"/>
-        </w:rPr>
-        <w:t>1</w:t>
+        <w:t>31</w:t>
       </w:r>
       <w:r>
         <w:rPr>
@@ -6274,8 +7683,17 @@
           <w:sz w:val="28"/>
           <w:szCs w:val="28"/>
         </w:rPr>
-        <w:t xml:space="preserve"> TensorFlow</w:t>
-      </w:r>
+        <w:t xml:space="preserve"> </w:t>
+      </w:r>
+      <w:proofErr w:type="spellStart"/>
+      <w:r>
+        <w:rPr>
+          <w:sz w:val="28"/>
+          <w:szCs w:val="28"/>
+        </w:rPr>
+        <w:t>TensorFlow</w:t>
+      </w:r>
+      <w:proofErr w:type="spellEnd"/>
       <w:r>
         <w:rPr>
           <w:sz w:val="28"/>
@@ -6295,15 +7713,17 @@
           <w:sz w:val="28"/>
           <w:szCs w:val="28"/>
         </w:rPr>
-        <w:t xml:space="preserve"> </w:t>
-      </w:r>
-      <w:r>
-        <w:rPr>
-          <w:sz w:val="28"/>
-          <w:szCs w:val="28"/>
-        </w:rPr>
-        <w:t>на реальном датасете</w:t>
-      </w:r>
+        <w:t xml:space="preserve"> на реальном </w:t>
+      </w:r>
+      <w:proofErr w:type="spellStart"/>
+      <w:r>
+        <w:rPr>
+          <w:sz w:val="28"/>
+          <w:szCs w:val="28"/>
+        </w:rPr>
+        <w:t>датасете</w:t>
+      </w:r>
+      <w:proofErr w:type="spellEnd"/>
     </w:p>
     <w:p>
       <w:pPr>
@@ -6328,7 +7748,23 @@
           <w:sz w:val="28"/>
           <w:szCs w:val="28"/>
         </w:rPr>
-        <w:t>Для дополнительного сравнения такая же задача была решена с использованием PyTorch. Архитектура сети также состояла из двух скрытых слоёв</w:t>
+        <w:t xml:space="preserve">Для дополнительного сравнения такая же задача была решена с использованием </w:t>
+      </w:r>
+      <w:proofErr w:type="spellStart"/>
+      <w:r>
+        <w:rPr>
+          <w:sz w:val="28"/>
+          <w:szCs w:val="28"/>
+        </w:rPr>
+        <w:t>PyTorch</w:t>
+      </w:r>
+      <w:proofErr w:type="spellEnd"/>
+      <w:r>
+        <w:rPr>
+          <w:sz w:val="28"/>
+          <w:szCs w:val="28"/>
+        </w:rPr>
+        <w:t>. Архитектура сети также состояла из двух скрытых слоёв</w:t>
       </w:r>
       <w:r>
         <w:rPr>
@@ -6342,7 +7778,55 @@
           <w:sz w:val="28"/>
           <w:szCs w:val="28"/>
         </w:rPr>
-        <w:t>В скрытых слоях использовались Dropout с коэффициентом 0,2. Для обучения применялся Adam с learning rate = 0,001.</w:t>
+        <w:t xml:space="preserve">В скрытых слоях использовались </w:t>
+      </w:r>
+      <w:proofErr w:type="spellStart"/>
+      <w:r>
+        <w:rPr>
+          <w:sz w:val="28"/>
+          <w:szCs w:val="28"/>
+        </w:rPr>
+        <w:t>Dropout</w:t>
+      </w:r>
+      <w:proofErr w:type="spellEnd"/>
+      <w:r>
+        <w:rPr>
+          <w:sz w:val="28"/>
+          <w:szCs w:val="28"/>
+        </w:rPr>
+        <w:t xml:space="preserve"> с коэффициентом 0,2. Для обучения применялся Adam с </w:t>
+      </w:r>
+      <w:proofErr w:type="spellStart"/>
+      <w:r>
+        <w:rPr>
+          <w:sz w:val="28"/>
+          <w:szCs w:val="28"/>
+        </w:rPr>
+        <w:t>learning</w:t>
+      </w:r>
+      <w:proofErr w:type="spellEnd"/>
+      <w:r>
+        <w:rPr>
+          <w:sz w:val="28"/>
+          <w:szCs w:val="28"/>
+        </w:rPr>
+        <w:t xml:space="preserve"> </w:t>
+      </w:r>
+      <w:proofErr w:type="spellStart"/>
+      <w:r>
+        <w:rPr>
+          <w:sz w:val="28"/>
+          <w:szCs w:val="28"/>
+        </w:rPr>
+        <w:t>rate</w:t>
+      </w:r>
+      <w:proofErr w:type="spellEnd"/>
+      <w:r>
+        <w:rPr>
+          <w:sz w:val="28"/>
+          <w:szCs w:val="28"/>
+        </w:rPr>
+        <w:t xml:space="preserve"> = 0,001.</w:t>
       </w:r>
     </w:p>
     <w:p>
@@ -6359,7 +7843,39 @@
           <w:sz w:val="28"/>
           <w:szCs w:val="28"/>
         </w:rPr>
-        <w:t>В данной реализации ранняя остановка была создана вручную. При уменьшении Validation Loss сохранялись текущие веса модели. Если ошибка не улучшалась в течение 20 эпох, обучение прекращалось. Лучшие веса после этого загружались обратно в модель.</w:t>
+        <w:t xml:space="preserve">В данной реализации ранняя остановка была создана вручную. При уменьшении </w:t>
+      </w:r>
+      <w:proofErr w:type="spellStart"/>
+      <w:r>
+        <w:rPr>
+          <w:sz w:val="28"/>
+          <w:szCs w:val="28"/>
+        </w:rPr>
+        <w:t>Validation</w:t>
+      </w:r>
+      <w:proofErr w:type="spellEnd"/>
+      <w:r>
+        <w:rPr>
+          <w:sz w:val="28"/>
+          <w:szCs w:val="28"/>
+        </w:rPr>
+        <w:t xml:space="preserve"> </w:t>
+      </w:r>
+      <w:proofErr w:type="spellStart"/>
+      <w:r>
+        <w:rPr>
+          <w:sz w:val="28"/>
+          <w:szCs w:val="28"/>
+        </w:rPr>
+        <w:t>Loss</w:t>
+      </w:r>
+      <w:proofErr w:type="spellEnd"/>
+      <w:r>
+        <w:rPr>
+          <w:sz w:val="28"/>
+          <w:szCs w:val="28"/>
+        </w:rPr>
+        <w:t xml:space="preserve"> сохранялись текущие веса модели. Если ошибка не улучшалась в течение 20 эпох, обучение прекращалось. Лучшие веса после этого загружались обратно в модель.</w:t>
       </w:r>
     </w:p>
     <w:p>
@@ -6376,21 +7892,69 @@
           <w:sz w:val="28"/>
           <w:szCs w:val="28"/>
         </w:rPr>
-        <w:t>Ранняя остановка сработала на 445-й эпохе, а минимальное значение Validation Loss было получено на 425-й эпохе и составило 0,7788.</w:t>
-      </w:r>
-      <w:r>
-        <w:rPr>
-          <w:sz w:val="28"/>
-          <w:szCs w:val="28"/>
-        </w:rPr>
-        <w:t xml:space="preserve"> </w:t>
-      </w:r>
-      <w:r>
-        <w:rPr>
-          <w:sz w:val="28"/>
-          <w:szCs w:val="28"/>
-        </w:rPr>
-        <w:t xml:space="preserve">На обучающей выборке accuracy составила 0,82, а на тестовой </w:t>
+        <w:t xml:space="preserve">Ранняя остановка сработала на 445-й эпохе, а минимальное значение </w:t>
+      </w:r>
+      <w:proofErr w:type="spellStart"/>
+      <w:r>
+        <w:rPr>
+          <w:sz w:val="28"/>
+          <w:szCs w:val="28"/>
+        </w:rPr>
+        <w:t>Validation</w:t>
+      </w:r>
+      <w:proofErr w:type="spellEnd"/>
+      <w:r>
+        <w:rPr>
+          <w:sz w:val="28"/>
+          <w:szCs w:val="28"/>
+        </w:rPr>
+        <w:t xml:space="preserve"> </w:t>
+      </w:r>
+      <w:proofErr w:type="spellStart"/>
+      <w:r>
+        <w:rPr>
+          <w:sz w:val="28"/>
+          <w:szCs w:val="28"/>
+        </w:rPr>
+        <w:t>Loss</w:t>
+      </w:r>
+      <w:proofErr w:type="spellEnd"/>
+      <w:r>
+        <w:rPr>
+          <w:sz w:val="28"/>
+          <w:szCs w:val="28"/>
+        </w:rPr>
+        <w:t xml:space="preserve"> было получено на 425-й эпохе и составило 0,7788.</w:t>
+      </w:r>
+      <w:r>
+        <w:rPr>
+          <w:sz w:val="28"/>
+          <w:szCs w:val="28"/>
+        </w:rPr>
+        <w:t xml:space="preserve"> </w:t>
+      </w:r>
+      <w:r>
+        <w:rPr>
+          <w:sz w:val="28"/>
+          <w:szCs w:val="28"/>
+        </w:rPr>
+        <w:t xml:space="preserve">На обучающей выборке </w:t>
+      </w:r>
+      <w:proofErr w:type="spellStart"/>
+      <w:r>
+        <w:rPr>
+          <w:sz w:val="28"/>
+          <w:szCs w:val="28"/>
+        </w:rPr>
+        <w:t>accuracy</w:t>
+      </w:r>
+      <w:proofErr w:type="spellEnd"/>
+      <w:r>
+        <w:rPr>
+          <w:sz w:val="28"/>
+          <w:szCs w:val="28"/>
+        </w:rPr>
+        <w:t xml:space="preserve"> составила 0,82, а на тестовой </w:t>
       </w:r>
       <w:r>
         <w:rPr>
@@ -6431,6 +7995,7 @@
       </w:pPr>
       <w:r>
         <w:rPr>
+          <w:noProof/>
           <w:sz w:val="28"/>
           <w:szCs w:val="28"/>
         </w:rPr>
@@ -6506,14 +8071,7 @@
           <w:sz w:val="28"/>
           <w:szCs w:val="28"/>
         </w:rPr>
-        <w:t>3</w:t>
-      </w:r>
-      <w:r>
-        <w:rPr>
-          <w:sz w:val="28"/>
-          <w:szCs w:val="28"/>
-        </w:rPr>
-        <w:t>2</w:t>
+        <w:t>32</w:t>
       </w:r>
       <w:r>
         <w:rPr>
@@ -6535,22 +8093,33 @@
           <w:sz w:val="28"/>
           <w:szCs w:val="28"/>
         </w:rPr>
-        <w:t xml:space="preserve"> PyTorch</w:t>
-      </w:r>
-      <w:r>
-        <w:rPr>
-          <w:sz w:val="28"/>
-          <w:szCs w:val="28"/>
-        </w:rPr>
-        <w:t xml:space="preserve"> </w:t>
-      </w:r>
-      <w:r>
-        <w:rPr>
-          <w:sz w:val="28"/>
-          <w:szCs w:val="28"/>
-        </w:rPr>
-        <w:t>на реальном датасете</w:t>
-      </w:r>
+        <w:t xml:space="preserve"> </w:t>
+      </w:r>
+      <w:proofErr w:type="spellStart"/>
+      <w:r>
+        <w:rPr>
+          <w:sz w:val="28"/>
+          <w:szCs w:val="28"/>
+        </w:rPr>
+        <w:t>PyTorch</w:t>
+      </w:r>
+      <w:proofErr w:type="spellEnd"/>
+      <w:r>
+        <w:rPr>
+          <w:sz w:val="28"/>
+          <w:szCs w:val="28"/>
+        </w:rPr>
+        <w:t xml:space="preserve"> на реальном </w:t>
+      </w:r>
+      <w:proofErr w:type="spellStart"/>
+      <w:r>
+        <w:rPr>
+          <w:sz w:val="28"/>
+          <w:szCs w:val="28"/>
+        </w:rPr>
+        <w:t>датасете</w:t>
+      </w:r>
+      <w:proofErr w:type="spellEnd"/>
     </w:p>
     <w:p>
       <w:pPr>
@@ -6575,15 +8144,104 @@
           <w:sz w:val="28"/>
           <w:szCs w:val="28"/>
         </w:rPr>
-        <w:t xml:space="preserve">Также был построен график изменения Train Loss и Validation Loss. В данном случае на графике наиболее заметно расхождение между обучающей и </w:t>
-      </w:r>
+        <w:t xml:space="preserve">Также был построен график изменения </w:t>
+      </w:r>
+      <w:proofErr w:type="spellStart"/>
+      <w:r>
+        <w:rPr>
+          <w:sz w:val="28"/>
+          <w:szCs w:val="28"/>
+        </w:rPr>
+        <w:t>Train</w:t>
+      </w:r>
+      <w:proofErr w:type="spellEnd"/>
+      <w:r>
+        <w:rPr>
+          <w:sz w:val="28"/>
+          <w:szCs w:val="28"/>
+        </w:rPr>
+        <w:t xml:space="preserve"> </w:t>
+      </w:r>
+      <w:proofErr w:type="spellStart"/>
+      <w:r>
+        <w:rPr>
+          <w:sz w:val="28"/>
+          <w:szCs w:val="28"/>
+        </w:rPr>
+        <w:t>Loss</w:t>
+      </w:r>
+      <w:proofErr w:type="spellEnd"/>
+      <w:r>
+        <w:rPr>
+          <w:sz w:val="28"/>
+          <w:szCs w:val="28"/>
+        </w:rPr>
+        <w:t xml:space="preserve"> и </w:t>
+      </w:r>
+      <w:proofErr w:type="spellStart"/>
+      <w:r>
+        <w:rPr>
+          <w:sz w:val="28"/>
+          <w:szCs w:val="28"/>
+        </w:rPr>
+        <w:t>Validation</w:t>
+      </w:r>
+      <w:proofErr w:type="spellEnd"/>
+      <w:r>
+        <w:rPr>
+          <w:sz w:val="28"/>
+          <w:szCs w:val="28"/>
+        </w:rPr>
+        <w:t xml:space="preserve"> </w:t>
+      </w:r>
+      <w:proofErr w:type="spellStart"/>
+      <w:r>
+        <w:rPr>
+          <w:sz w:val="28"/>
+          <w:szCs w:val="28"/>
+        </w:rPr>
+        <w:t>Loss</w:t>
+      </w:r>
+      <w:proofErr w:type="spellEnd"/>
+      <w:r>
+        <w:rPr>
+          <w:sz w:val="28"/>
+          <w:szCs w:val="28"/>
+        </w:rPr>
+        <w:t xml:space="preserve">. В данном случае на графике наиболее заметно расхождение между обучающей и </w:t>
+      </w:r>
+      <w:proofErr w:type="spellStart"/>
       <w:r>
         <w:rPr>
           <w:sz w:val="28"/>
           <w:szCs w:val="28"/>
         </w:rPr>
         <w:lastRenderedPageBreak/>
-        <w:t>валидационной ошибками. После достижения оптимальной точки дальнейшее обучение не улучшало результат на валидационной выборке.</w:t>
+        <w:t>валидационной</w:t>
+      </w:r>
+      <w:proofErr w:type="spellEnd"/>
+      <w:r>
+        <w:rPr>
+          <w:sz w:val="28"/>
+          <w:szCs w:val="28"/>
+        </w:rPr>
+        <w:t xml:space="preserve"> ошибками. После достижения оптимальной точки дальнейшее обучение не улучшало результат на </w:t>
+      </w:r>
+      <w:proofErr w:type="spellStart"/>
+      <w:r>
+        <w:rPr>
+          <w:sz w:val="28"/>
+          <w:szCs w:val="28"/>
+        </w:rPr>
+        <w:t>валидационной</w:t>
+      </w:r>
+      <w:proofErr w:type="spellEnd"/>
+      <w:r>
+        <w:rPr>
+          <w:sz w:val="28"/>
+          <w:szCs w:val="28"/>
+        </w:rPr>
+        <w:t xml:space="preserve"> выборке.</w:t>
       </w:r>
     </w:p>
     <w:p>
@@ -6605,6 +8263,7 @@
       </w:pPr>
       <w:r>
         <w:rPr>
+          <w:noProof/>
           <w:sz w:val="28"/>
           <w:szCs w:val="28"/>
         </w:rPr>
@@ -6672,14 +8331,7 @@
           <w:sz w:val="28"/>
           <w:szCs w:val="28"/>
         </w:rPr>
-        <w:t>3</w:t>
-      </w:r>
-      <w:r>
-        <w:rPr>
-          <w:sz w:val="28"/>
-          <w:szCs w:val="28"/>
-        </w:rPr>
-        <w:t>3</w:t>
+        <w:t>33</w:t>
       </w:r>
       <w:r>
         <w:rPr>
@@ -6701,8 +8353,17 @@
           <w:sz w:val="28"/>
           <w:szCs w:val="28"/>
         </w:rPr>
-        <w:t xml:space="preserve"> PyTorch</w:t>
-      </w:r>
+        <w:t xml:space="preserve"> </w:t>
+      </w:r>
+      <w:proofErr w:type="spellStart"/>
+      <w:r>
+        <w:rPr>
+          <w:sz w:val="28"/>
+          <w:szCs w:val="28"/>
+        </w:rPr>
+        <w:t>PyTorch</w:t>
+      </w:r>
+      <w:proofErr w:type="spellEnd"/>
       <w:r>
         <w:rPr>
           <w:sz w:val="28"/>
@@ -6722,8 +8383,17 @@
           <w:sz w:val="28"/>
           <w:szCs w:val="28"/>
         </w:rPr>
-        <w:t xml:space="preserve"> на реальном датасете</w:t>
-      </w:r>
+        <w:t xml:space="preserve"> на реальном </w:t>
+      </w:r>
+      <w:proofErr w:type="spellStart"/>
+      <w:r>
+        <w:rPr>
+          <w:sz w:val="28"/>
+          <w:szCs w:val="28"/>
+        </w:rPr>
+        <w:t>датасете</w:t>
+      </w:r>
+      <w:proofErr w:type="spellEnd"/>
     </w:p>
     <w:p>
       <w:pPr>
@@ -6749,7 +8419,103 @@
           <w:sz w:val="28"/>
           <w:szCs w:val="28"/>
         </w:rPr>
-        <w:t>По результатам работы были исследованы K-means, сеть Кохонена, PNN и MLP, реализованные с помощью TensorFlow и PyTorch. Для сравнения использовались матрицы ошибок, значения precision, recall, F1-score и accuracy.</w:t>
+        <w:t>По результатам работы были исследованы K-</w:t>
+      </w:r>
+      <w:proofErr w:type="spellStart"/>
+      <w:r>
+        <w:rPr>
+          <w:sz w:val="28"/>
+          <w:szCs w:val="28"/>
+        </w:rPr>
+        <w:t>means</w:t>
+      </w:r>
+      <w:proofErr w:type="spellEnd"/>
+      <w:r>
+        <w:rPr>
+          <w:sz w:val="28"/>
+          <w:szCs w:val="28"/>
+        </w:rPr>
+        <w:t xml:space="preserve">, сеть Кохонена, PNN и MLP, реализованные с помощью </w:t>
+      </w:r>
+      <w:proofErr w:type="spellStart"/>
+      <w:r>
+        <w:rPr>
+          <w:sz w:val="28"/>
+          <w:szCs w:val="28"/>
+        </w:rPr>
+        <w:t>TensorFlow</w:t>
+      </w:r>
+      <w:proofErr w:type="spellEnd"/>
+      <w:r>
+        <w:rPr>
+          <w:sz w:val="28"/>
+          <w:szCs w:val="28"/>
+        </w:rPr>
+        <w:t xml:space="preserve"> и </w:t>
+      </w:r>
+      <w:proofErr w:type="spellStart"/>
+      <w:r>
+        <w:rPr>
+          <w:sz w:val="28"/>
+          <w:szCs w:val="28"/>
+        </w:rPr>
+        <w:t>PyTorch</w:t>
+      </w:r>
+      <w:proofErr w:type="spellEnd"/>
+      <w:r>
+        <w:rPr>
+          <w:sz w:val="28"/>
+          <w:szCs w:val="28"/>
+        </w:rPr>
+        <w:t xml:space="preserve">. Для сравнения использовались матрицы ошибок, значения </w:t>
+      </w:r>
+      <w:proofErr w:type="spellStart"/>
+      <w:r>
+        <w:rPr>
+          <w:sz w:val="28"/>
+          <w:szCs w:val="28"/>
+        </w:rPr>
+        <w:t>precision</w:t>
+      </w:r>
+      <w:proofErr w:type="spellEnd"/>
+      <w:r>
+        <w:rPr>
+          <w:sz w:val="28"/>
+          <w:szCs w:val="28"/>
+        </w:rPr>
+        <w:t xml:space="preserve">, </w:t>
+      </w:r>
+      <w:proofErr w:type="spellStart"/>
+      <w:r>
+        <w:rPr>
+          <w:sz w:val="28"/>
+          <w:szCs w:val="28"/>
+        </w:rPr>
+        <w:t>recall</w:t>
+      </w:r>
+      <w:proofErr w:type="spellEnd"/>
+      <w:r>
+        <w:rPr>
+          <w:sz w:val="28"/>
+          <w:szCs w:val="28"/>
+        </w:rPr>
+        <w:t xml:space="preserve">, F1-score и </w:t>
+      </w:r>
+      <w:proofErr w:type="spellStart"/>
+      <w:r>
+        <w:rPr>
+          <w:sz w:val="28"/>
+          <w:szCs w:val="28"/>
+        </w:rPr>
+        <w:t>accuracy</w:t>
+      </w:r>
+      <w:proofErr w:type="spellEnd"/>
+      <w:r>
+        <w:rPr>
+          <w:sz w:val="28"/>
+          <w:szCs w:val="28"/>
+        </w:rPr>
+        <w:t>.</w:t>
       </w:r>
     </w:p>
     <w:p>
@@ -6766,43 +8532,102 @@
           <w:sz w:val="28"/>
           <w:szCs w:val="28"/>
         </w:rPr>
-        <w:t>Наиболее высокие результаты среди рассмотренных реализаций PNN и TensorFlow MLP показали на тестовой выборке: 0,88 и 0,90 accuracy соответственно</w:t>
-      </w:r>
-      <w:r>
-        <w:rPr>
-          <w:sz w:val="28"/>
-          <w:szCs w:val="28"/>
-        </w:rPr>
-        <w:t xml:space="preserve">, но обучение </w:t>
-      </w:r>
-      <w:r>
-        <w:rPr>
-          <w:sz w:val="28"/>
-          <w:szCs w:val="28"/>
-        </w:rPr>
-        <w:t xml:space="preserve"> </w:t>
-      </w:r>
-      <w:r>
-        <w:rPr>
-          <w:sz w:val="28"/>
-          <w:szCs w:val="28"/>
-        </w:rPr>
-        <w:t xml:space="preserve">TensorFlow </w:t>
-      </w:r>
-      <w:r>
-        <w:rPr>
-          <w:sz w:val="28"/>
-          <w:szCs w:val="28"/>
-        </w:rPr>
-        <w:t xml:space="preserve"> заняло 41 секунду, а </w:t>
-      </w:r>
-      <w:r>
-        <w:rPr>
-          <w:sz w:val="28"/>
-          <w:szCs w:val="28"/>
-        </w:rPr>
-        <w:t>PyTorch MLP получила 0,81 accuracy</w:t>
-      </w:r>
+        <w:t xml:space="preserve">Наиболее высокие результаты среди рассмотренных реализаций PNN и </w:t>
+      </w:r>
+      <w:proofErr w:type="spellStart"/>
+      <w:r>
+        <w:rPr>
+          <w:sz w:val="28"/>
+          <w:szCs w:val="28"/>
+        </w:rPr>
+        <w:t>TensorFlow</w:t>
+      </w:r>
+      <w:proofErr w:type="spellEnd"/>
+      <w:r>
+        <w:rPr>
+          <w:sz w:val="28"/>
+          <w:szCs w:val="28"/>
+        </w:rPr>
+        <w:t xml:space="preserve"> MLP показали на тестовой выборке: 0,88 и 0,90 </w:t>
+      </w:r>
+      <w:proofErr w:type="spellStart"/>
+      <w:r>
+        <w:rPr>
+          <w:sz w:val="28"/>
+          <w:szCs w:val="28"/>
+        </w:rPr>
+        <w:t>accuracy</w:t>
+      </w:r>
+      <w:proofErr w:type="spellEnd"/>
+      <w:r>
+        <w:rPr>
+          <w:sz w:val="28"/>
+          <w:szCs w:val="28"/>
+        </w:rPr>
+        <w:t xml:space="preserve"> соответственно</w:t>
+      </w:r>
+      <w:r>
+        <w:rPr>
+          <w:sz w:val="28"/>
+          <w:szCs w:val="28"/>
+        </w:rPr>
+        <w:t>, но обучение</w:t>
+      </w:r>
+      <w:r>
+        <w:rPr>
+          <w:sz w:val="28"/>
+          <w:szCs w:val="28"/>
+        </w:rPr>
+        <w:t xml:space="preserve"> </w:t>
+      </w:r>
+      <w:proofErr w:type="spellStart"/>
+      <w:r>
+        <w:rPr>
+          <w:sz w:val="28"/>
+          <w:szCs w:val="28"/>
+        </w:rPr>
+        <w:t>TensorFlow</w:t>
+      </w:r>
+      <w:proofErr w:type="spellEnd"/>
+      <w:r>
+        <w:rPr>
+          <w:sz w:val="28"/>
+          <w:szCs w:val="28"/>
+        </w:rPr>
+        <w:t xml:space="preserve"> </w:t>
+      </w:r>
+      <w:r>
+        <w:rPr>
+          <w:sz w:val="28"/>
+          <w:szCs w:val="28"/>
+        </w:rPr>
+        <w:t xml:space="preserve">заняло 41 секунду, а </w:t>
+      </w:r>
+      <w:proofErr w:type="spellStart"/>
+      <w:r>
+        <w:rPr>
+          <w:sz w:val="28"/>
+          <w:szCs w:val="28"/>
+        </w:rPr>
+        <w:t>PyTorch</w:t>
+      </w:r>
+      <w:proofErr w:type="spellEnd"/>
+      <w:r>
+        <w:rPr>
+          <w:sz w:val="28"/>
+          <w:szCs w:val="28"/>
+        </w:rPr>
+        <w:t xml:space="preserve"> MLP получила 0,81 </w:t>
+      </w:r>
+      <w:proofErr w:type="spellStart"/>
+      <w:r>
+        <w:rPr>
+          <w:sz w:val="28"/>
+          <w:szCs w:val="28"/>
+        </w:rPr>
+        <w:t>accuracy</w:t>
+      </w:r>
+      <w:proofErr w:type="spellEnd"/>
       <w:r>
         <w:rPr>
           <w:sz w:val="28"/>
@@ -6815,7 +8640,23 @@
           <w:sz w:val="28"/>
           <w:szCs w:val="28"/>
         </w:rPr>
-        <w:t>. При этом для оценки качества учитывались не только общие значения accuracy, но и показатели отдельных классов, поскольку количество объектов в классах различается.</w:t>
+        <w:t xml:space="preserve">. При этом для оценки качества учитывались не только общие значения </w:t>
+      </w:r>
+      <w:proofErr w:type="spellStart"/>
+      <w:r>
+        <w:rPr>
+          <w:sz w:val="28"/>
+          <w:szCs w:val="28"/>
+        </w:rPr>
+        <w:t>accuracy</w:t>
+      </w:r>
+      <w:proofErr w:type="spellEnd"/>
+      <w:r>
+        <w:rPr>
+          <w:sz w:val="28"/>
+          <w:szCs w:val="28"/>
+        </w:rPr>
+        <w:t>, но и показатели отдельных классов, поскольку количество объектов в классах различается.</w:t>
       </w:r>
     </w:p>
     <w:p>
@@ -6832,7 +8673,55 @@
           <w:sz w:val="28"/>
           <w:szCs w:val="28"/>
         </w:rPr>
-        <w:t>Для MLP дополнительно исследовалось изменение функции ошибки во время обучения. Использование Validation Loss позволило определить момент, после которого дальнейшее обучение перестаёт улучшать качество модели на валидационной выборке.</w:t>
+        <w:t xml:space="preserve">Для MLP дополнительно исследовалось изменение функции ошибки во время обучения. Использование </w:t>
+      </w:r>
+      <w:proofErr w:type="spellStart"/>
+      <w:r>
+        <w:rPr>
+          <w:sz w:val="28"/>
+          <w:szCs w:val="28"/>
+        </w:rPr>
+        <w:t>Validation</w:t>
+      </w:r>
+      <w:proofErr w:type="spellEnd"/>
+      <w:r>
+        <w:rPr>
+          <w:sz w:val="28"/>
+          <w:szCs w:val="28"/>
+        </w:rPr>
+        <w:t xml:space="preserve"> </w:t>
+      </w:r>
+      <w:proofErr w:type="spellStart"/>
+      <w:r>
+        <w:rPr>
+          <w:sz w:val="28"/>
+          <w:szCs w:val="28"/>
+        </w:rPr>
+        <w:t>Loss</w:t>
+      </w:r>
+      <w:proofErr w:type="spellEnd"/>
+      <w:r>
+        <w:rPr>
+          <w:sz w:val="28"/>
+          <w:szCs w:val="28"/>
+        </w:rPr>
+        <w:t xml:space="preserve"> позволило определить момент, после которого дальнейшее обучение перестаёт улучшать качество модели на </w:t>
+      </w:r>
+      <w:proofErr w:type="spellStart"/>
+      <w:r>
+        <w:rPr>
+          <w:sz w:val="28"/>
+          <w:szCs w:val="28"/>
+        </w:rPr>
+        <w:t>валидационной</w:t>
+      </w:r>
+      <w:proofErr w:type="spellEnd"/>
+      <w:r>
+        <w:rPr>
+          <w:sz w:val="28"/>
+          <w:szCs w:val="28"/>
+        </w:rPr>
+        <w:t xml:space="preserve"> выборке.</w:t>
       </w:r>
     </w:p>
     <w:p>
